--- a/protocolos_minutas/ARTE_Protocolo_GOVPT.docx
+++ b/protocolos_minutas/ARTE_Protocolo_GOVPT.docx
@@ -167,11 +167,18 @@
         <w:rPr>
           <w:rFonts w:ascii="Montserrat" w:eastAsia="Calibri" w:hAnsi="Montserrat" w:cstheme="minorHAnsi"/>
           <w:b/>
-          <w:bCs/>
-          <w:sz w:val="20"/>
-          <w:szCs w:val="20"/>
-        </w:rPr>
-        <w:t>A</w:t>
+          <w:sz w:val="20"/>
+          <w:szCs w:val="20"/>
+        </w:rPr>
+        <w:t>Agência para a Modernização Administrativa, I.P.</w:t>
+      </w:r>
+      <w:r>
+        <w:rPr>
+          <w:rFonts w:ascii="Montserrat" w:eastAsia="Calibri" w:hAnsi="Montserrat" w:cstheme="minorHAnsi"/>
+          <w:sz w:val="20"/>
+          <w:szCs w:val="20"/>
+        </w:rPr>
+        <w:t xml:space="preserve">, de ora em diante designada por </w:t>
       </w:r>
       <w:r>
         <w:rPr>
@@ -180,33 +187,7 @@
           <w:sz w:val="20"/>
           <w:szCs w:val="20"/>
         </w:rPr>
-        <w:t>gência para a Reforma Tecnológica do Estado</w:t>
-      </w:r>
-      <w:r>
-        <w:rPr>
-          <w:rFonts w:ascii="Montserrat" w:eastAsia="Calibri" w:hAnsi="Montserrat" w:cstheme="minorHAnsi"/>
-          <w:b/>
-          <w:sz w:val="20"/>
-          <w:szCs w:val="20"/>
-        </w:rPr>
-        <w:t>, I.P.</w:t>
-      </w:r>
-      <w:r>
-        <w:rPr>
-          <w:rFonts w:ascii="Montserrat" w:eastAsia="Calibri" w:hAnsi="Montserrat" w:cstheme="minorHAnsi"/>
-          <w:sz w:val="20"/>
-          <w:szCs w:val="20"/>
-        </w:rPr>
-        <w:t xml:space="preserve">, de ora em diante designada por </w:t>
-      </w:r>
-      <w:r>
-        <w:rPr>
-          <w:rFonts w:ascii="Montserrat" w:eastAsia="Calibri" w:hAnsi="Montserrat" w:cstheme="minorHAnsi"/>
-          <w:b/>
-          <w:sz w:val="20"/>
-          <w:szCs w:val="20"/>
-        </w:rPr>
-        <w:t>ARTE</w:t>
+        <w:t>AMA</w:t>
       </w:r>
       <w:r>
         <w:rPr>
@@ -562,39 +543,7 @@
           <w:sz w:val="20"/>
           <w:szCs w:val="20"/>
         </w:rPr>
-        <w:t xml:space="preserve">A </w:t>
-      </w:r>
-      <w:r>
-        <w:rPr>
-          <w:rFonts w:ascii="Montserrat" w:eastAsia="Calibri" w:hAnsi="Montserrat" w:cstheme="minorHAnsi"/>
-          <w:sz w:val="20"/>
-          <w:szCs w:val="20"/>
-        </w:rPr>
-        <w:t>ARTE</w:t>
-      </w:r>
-      <w:r>
-        <w:rPr>
-          <w:rFonts w:ascii="Montserrat" w:eastAsia="Calibri" w:hAnsi="Montserrat" w:cstheme="minorHAnsi"/>
-          <w:sz w:val="20"/>
-          <w:szCs w:val="20"/>
-        </w:rPr>
-        <w:t xml:space="preserve"> é o instituto público de regime especial integrado na administração indireta do Estado que tem por missão identificar, desenvolver e avaliar </w:t>
-      </w:r>
-      <w:r>
-        <w:rPr>
-          <w:rFonts w:ascii="Montserrat" w:eastAsia="Calibri" w:hAnsi="Montserrat" w:cstheme="minorHAnsi"/>
-          <w:sz w:val="20"/>
-          <w:szCs w:val="20"/>
-        </w:rPr>
-        <w:t>programa</w:t>
-      </w:r>
-      <w:r>
-        <w:rPr>
-          <w:rFonts w:ascii="Montserrat" w:eastAsia="Calibri" w:hAnsi="Montserrat" w:cstheme="minorHAnsi"/>
-          <w:sz w:val="20"/>
-          <w:szCs w:val="20"/>
-        </w:rPr>
-        <w:t xml:space="preserve">s, projetos e ações de modernização e de simplificação administrativa e regulatória, nos termos do disposto no n.º 1 do artigo 3.º do Decreto-Lei n.º 43/2012, de 23 de fevereiro, </w:t>
+        <w:t xml:space="preserve">A AMA é o instituto público de regime especial integrado na administração indireta do Estado que tem por missão identificar, desenvolver e avaliar programas, projetos e ações de modernização e de simplificação administrativa e regulatória, nos termos do disposto no n.º 1 do artigo 3.º do Decreto-Lei n.º 43/2012, de 23 de fevereiro, </w:t>
       </w:r>
       <w:r>
         <w:rPr>
@@ -651,23 +600,7 @@
           <w:sz w:val="20"/>
           <w:szCs w:val="20"/>
         </w:rPr>
-        <w:t xml:space="preserve">, a </w:t>
-      </w:r>
-      <w:r>
-        <w:rPr>
-          <w:rFonts w:ascii="Montserrat" w:eastAsia="Calibri" w:hAnsi="Montserrat" w:cstheme="minorHAnsi"/>
-          <w:sz w:val="20"/>
-          <w:szCs w:val="20"/>
-        </w:rPr>
-        <w:t>ARTE</w:t>
-      </w:r>
-      <w:r>
-        <w:rPr>
-          <w:rFonts w:ascii="Montserrat" w:eastAsia="Calibri" w:hAnsi="Montserrat" w:cstheme="minorHAnsi"/>
-          <w:sz w:val="20"/>
-          <w:szCs w:val="20"/>
-        </w:rPr>
-        <w:t xml:space="preserve"> tem por atribuição, entre outras, a de promover a realização de estudos, análises estatísticas e prospetivas e estimular as atividades de investigação, de desenvolvimento tecnológico e de divulgação de boas práticas, nas áreas da simplificação administrativa e da administração eletrónica</w:t>
+        <w:t>, a AMA tem por atribuição, entre outras, a de promover a realização de estudos, análises estatísticas e prospetivas e estimular as atividades de investigação, de desenvolvimento tecnológico e de divulgação de boas práticas, nas áreas da simplificação administrativa e da administração eletrónica</w:t>
       </w:r>
       <w:r>
         <w:rPr>
@@ -782,7 +715,7 @@
           <w:sz w:val="20"/>
           <w:szCs w:val="20"/>
         </w:rPr>
-        <w:t>ARTE</w:t>
+        <w:t>AMA</w:t>
       </w:r>
       <w:r>
         <w:rPr>
@@ -863,32 +796,7 @@
           <w:sz w:val="20"/>
           <w:szCs w:val="20"/>
         </w:rPr>
-        <w:t xml:space="preserve">, </w:t>
-      </w:r>
-      <w:r>
-        <w:rPr>
-          <w:rFonts w:ascii="Montserrat" w:hAnsi="Montserrat" w:cstheme="minorHAnsi"/>
-          <w:sz w:val="20"/>
-          <w:szCs w:val="20"/>
-        </w:rPr>
-        <w:lastRenderedPageBreak/>
-        <w:t xml:space="preserve">através de aplicação móvel disponibilizada pela </w:t>
-      </w:r>
-      <w:r>
-        <w:rPr>
-          <w:rFonts w:ascii="Montserrat" w:hAnsi="Montserrat" w:cstheme="minorHAnsi"/>
-          <w:sz w:val="20"/>
-          <w:szCs w:val="20"/>
-        </w:rPr>
-        <w:t>ARTE</w:t>
-      </w:r>
-      <w:r>
-        <w:rPr>
-          <w:rFonts w:ascii="Montserrat" w:hAnsi="Montserrat" w:cstheme="minorHAnsi"/>
-          <w:sz w:val="20"/>
-          <w:szCs w:val="20"/>
-        </w:rPr>
-        <w:t xml:space="preserve"> (</w:t>
+        <w:t>, através de aplicação móvel disponibilizada pela AMA (</w:t>
       </w:r>
       <w:r>
         <w:rPr>
@@ -945,6 +853,7 @@
           <w:sz w:val="20"/>
           <w:szCs w:val="20"/>
         </w:rPr>
+        <w:lastRenderedPageBreak/>
         <w:t xml:space="preserve">O presente Protocolo visa, assim, permitir a disponibilização do ____________________, através da aplicação móvel </w:t>
       </w:r>
       <w:r>
@@ -986,23 +895,7 @@
           <w:sz w:val="20"/>
           <w:szCs w:val="20"/>
         </w:rPr>
-        <w:t xml:space="preserve">As prestações objeto do presente protocolo não estão nem são suscetíveis de estar submetidas à concorrência de mercado, designadamente em razão da sua natureza e das suas características, bem como da posição relativa das partes no contrato e do contexto da sua própria formação, uma vez que a </w:t>
-      </w:r>
-      <w:r>
-        <w:rPr>
-          <w:rFonts w:ascii="Montserrat" w:eastAsia="Calibri" w:hAnsi="Montserrat" w:cstheme="minorHAnsi"/>
-          <w:sz w:val="20"/>
-          <w:szCs w:val="20"/>
-        </w:rPr>
-        <w:t>ARTE</w:t>
-      </w:r>
-      <w:r>
-        <w:rPr>
-          <w:rFonts w:ascii="Montserrat" w:eastAsia="Calibri" w:hAnsi="Montserrat" w:cstheme="minorHAnsi"/>
-          <w:sz w:val="20"/>
-          <w:szCs w:val="20"/>
-        </w:rPr>
-        <w:t xml:space="preserve"> detém a competência exclusiva no âmbito da implementação e gestão </w:t>
+        <w:t xml:space="preserve">As prestações objeto do presente protocolo não estão nem são suscetíveis de estar submetidas à concorrência de mercado, designadamente em razão da sua natureza e das suas características, bem como da posição relativa das partes no contrato e do contexto da sua própria formação, uma vez que a AMA detém a competência exclusiva no âmbito da implementação e gestão </w:t>
       </w:r>
       <w:r>
         <w:rPr>
@@ -1482,23 +1375,7 @@
           <w:sz w:val="20"/>
           <w:szCs w:val="20"/>
         </w:rPr>
-        <w:t xml:space="preserve"> a </w:t>
-      </w:r>
-      <w:r>
-        <w:rPr>
-          <w:rFonts w:ascii="Montserrat" w:hAnsi="Montserrat" w:cstheme="minorHAnsi"/>
-          <w:sz w:val="20"/>
-          <w:szCs w:val="20"/>
-        </w:rPr>
-        <w:t>ARTE</w:t>
-      </w:r>
-      <w:r>
-        <w:rPr>
-          <w:rFonts w:ascii="Montserrat" w:hAnsi="Montserrat" w:cstheme="minorHAnsi"/>
-          <w:sz w:val="20"/>
-          <w:szCs w:val="20"/>
-        </w:rPr>
-        <w:t xml:space="preserve"> obriga-se a:</w:t>
+        <w:t xml:space="preserve"> a AMA obriga-se a:</w:t>
       </w:r>
     </w:p>
     <w:p>
@@ -1624,7 +1501,6 @@
           <w:sz w:val="20"/>
           <w:szCs w:val="20"/>
         </w:rPr>
-        <w:lastRenderedPageBreak/>
         <w:t xml:space="preserve">Comunicar à Segunda Outorgante as características técnicas da Plataforma de Interoperabilidade da Administração Pública e posterior integração com </w:t>
       </w:r>
       <w:r>
@@ -1759,23 +1635,7 @@
           <w:sz w:val="20"/>
           <w:szCs w:val="20"/>
         </w:rPr>
-        <w:t xml:space="preserve"> e a </w:t>
-      </w:r>
-      <w:r>
-        <w:rPr>
-          <w:rFonts w:ascii="Montserrat" w:hAnsi="Montserrat" w:cstheme="minorHAnsi"/>
-          <w:sz w:val="20"/>
-          <w:szCs w:val="20"/>
-        </w:rPr>
-        <w:t>ARTE</w:t>
-      </w:r>
-      <w:r>
-        <w:rPr>
-          <w:rFonts w:ascii="Montserrat" w:hAnsi="Montserrat" w:cstheme="minorHAnsi"/>
-          <w:sz w:val="20"/>
-          <w:szCs w:val="20"/>
-        </w:rPr>
-        <w:t>;</w:t>
+        <w:t xml:space="preserve"> e a AMA;</w:t>
       </w:r>
     </w:p>
     <w:p>
@@ -1801,6 +1661,7 @@
           <w:sz w:val="20"/>
           <w:szCs w:val="20"/>
         </w:rPr>
+        <w:lastRenderedPageBreak/>
         <w:t>Monitorizar o desenvolvimento dos trabalhos;</w:t>
       </w:r>
     </w:p>
@@ -2023,23 +1884,7 @@
           <w:sz w:val="20"/>
           <w:szCs w:val="20"/>
         </w:rPr>
-        <w:t xml:space="preserve">Permitir à Segunda Outorgante o acesso a documentos e componentes técnicos para efeitos de auditoria, em complemento à responsabilidade permanente de auditoria da </w:t>
-      </w:r>
-      <w:r>
-        <w:rPr>
-          <w:rFonts w:ascii="Montserrat" w:hAnsi="Montserrat" w:cstheme="minorHAnsi"/>
-          <w:sz w:val="20"/>
-          <w:szCs w:val="20"/>
-        </w:rPr>
-        <w:t>ARTE</w:t>
-      </w:r>
-      <w:r>
-        <w:rPr>
-          <w:rFonts w:ascii="Montserrat" w:hAnsi="Montserrat" w:cstheme="minorHAnsi"/>
-          <w:sz w:val="20"/>
-          <w:szCs w:val="20"/>
-        </w:rPr>
-        <w:t>;</w:t>
+        <w:t>Permitir à Segunda Outorgante o acesso a documentos e componentes técnicos para efeitos de auditoria, em complemento à responsabilidade permanente de auditoria da AMA;</w:t>
       </w:r>
     </w:p>
     <w:p>
@@ -2323,23 +2168,7 @@
           <w:sz w:val="20"/>
           <w:szCs w:val="20"/>
         </w:rPr>
-        <w:t xml:space="preserve"> e garantir a disponibilidade de comunicações de acordo com os requisitos definidos pela </w:t>
-      </w:r>
-      <w:r>
-        <w:rPr>
-          <w:rFonts w:ascii="Montserrat" w:hAnsi="Montserrat" w:cstheme="minorHAnsi"/>
-          <w:sz w:val="20"/>
-          <w:szCs w:val="20"/>
-        </w:rPr>
-        <w:t>ARTE</w:t>
-      </w:r>
-      <w:r>
-        <w:rPr>
-          <w:rFonts w:ascii="Montserrat" w:hAnsi="Montserrat" w:cstheme="minorHAnsi"/>
-          <w:sz w:val="20"/>
-          <w:szCs w:val="20"/>
-        </w:rPr>
-        <w:t>;</w:t>
+        <w:t xml:space="preserve"> e garantir a disponibilidade de comunicações de acordo com os requisitos definidos pela AMA;</w:t>
       </w:r>
     </w:p>
     <w:p>
@@ -2477,7 +2306,6 @@
           <w:sz w:val="20"/>
           <w:szCs w:val="20"/>
         </w:rPr>
-        <w:lastRenderedPageBreak/>
         <w:t>Garantir a atualidade da informação disponibilizada nos termos do disposto na alínea anterior;</w:t>
       </w:r>
     </w:p>
@@ -2630,7 +2458,16 @@
           <w:sz w:val="20"/>
           <w:szCs w:val="20"/>
         </w:rPr>
-        <w:t>Para acompanhamento da execução do presente Protocolo, todas as comunicações que devam serão efetuadas por escrito, enviadas por correios eletrónico, para os seguintes endereços:</w:t>
+        <w:t xml:space="preserve">Para acompanhamento da execução do presente Protocolo, todas as comunicações que devam serão efetuadas por escrito, enviadas por correios eletrónico, para os seguintes </w:t>
+      </w:r>
+      <w:r>
+        <w:rPr>
+          <w:rFonts w:ascii="Montserrat" w:hAnsi="Montserrat" w:cs="Calibri"/>
+          <w:sz w:val="20"/>
+          <w:szCs w:val="20"/>
+        </w:rPr>
+        <w:lastRenderedPageBreak/>
+        <w:t>endereços:</w:t>
       </w:r>
     </w:p>
     <w:p>
@@ -2654,39 +2491,7 @@
           <w:sz w:val="20"/>
           <w:szCs w:val="20"/>
         </w:rPr>
-        <w:t xml:space="preserve">Pela </w:t>
-      </w:r>
-      <w:r>
-        <w:rPr>
-          <w:rFonts w:ascii="Montserrat" w:hAnsi="Montserrat" w:cs="Calibri"/>
-          <w:sz w:val="20"/>
-          <w:szCs w:val="20"/>
-        </w:rPr>
-        <w:t>ARTE</w:t>
-      </w:r>
-      <w:r>
-        <w:rPr>
-          <w:rFonts w:ascii="Montserrat" w:hAnsi="Montserrat" w:cs="Calibri"/>
-          <w:sz w:val="20"/>
-          <w:szCs w:val="20"/>
-        </w:rPr>
-        <w:t>: protocolos@</w:t>
-      </w:r>
-      <w:r>
-        <w:rPr>
-          <w:rFonts w:ascii="Montserrat" w:hAnsi="Montserrat" w:cs="Calibri"/>
-          <w:sz w:val="20"/>
-          <w:szCs w:val="20"/>
-        </w:rPr>
-        <w:t>ARTE</w:t>
-      </w:r>
-      <w:r>
-        <w:rPr>
-          <w:rFonts w:ascii="Montserrat" w:hAnsi="Montserrat" w:cs="Calibri"/>
-          <w:sz w:val="20"/>
-          <w:szCs w:val="20"/>
-        </w:rPr>
-        <w:t>.gov.pt</w:t>
+        <w:t>Pela AMA: protocolos@ama.gov.pt</w:t>
       </w:r>
     </w:p>
     <w:p>
@@ -2780,47 +2585,27 @@
           <w:sz w:val="20"/>
           <w:szCs w:val="20"/>
         </w:rPr>
-        <w:t xml:space="preserve">Pela </w:t>
-      </w:r>
+        <w:t xml:space="preserve">Pela AMA: </w:t>
+      </w:r>
+      <w:commentRangeStart w:id="6"/>
       <w:r>
         <w:rPr>
           <w:rFonts w:ascii="Montserrat" w:hAnsi="Montserrat" w:cs="Calibri"/>
           <w:sz w:val="20"/>
           <w:szCs w:val="20"/>
         </w:rPr>
-        <w:t>ARTE</w:t>
-      </w:r>
-      <w:r>
-        <w:rPr>
-          <w:rFonts w:ascii="Montserrat" w:hAnsi="Montserrat" w:cs="Calibri"/>
-          <w:sz w:val="20"/>
-          <w:szCs w:val="20"/>
-        </w:rPr>
-        <w:t xml:space="preserve">: </w:t>
-      </w:r>
-      <w:r>
-        <w:rPr>
-          <w:rFonts w:ascii="Montserrat" w:hAnsi="Montserrat" w:cs="Calibri"/>
-          <w:sz w:val="20"/>
-          <w:szCs w:val="20"/>
-        </w:rPr>
-        <w:t>eid@</w:t>
-      </w:r>
-      <w:r>
-        <w:rPr>
-          <w:rFonts w:ascii="Montserrat" w:hAnsi="Montserrat" w:cs="Calibri"/>
-          <w:sz w:val="20"/>
-          <w:szCs w:val="20"/>
-        </w:rPr>
-        <w:t>ARTE</w:t>
-      </w:r>
-      <w:r>
-        <w:rPr>
-          <w:rFonts w:ascii="Montserrat" w:hAnsi="Montserrat" w:cs="Calibri"/>
-          <w:sz w:val="20"/>
-          <w:szCs w:val="20"/>
-        </w:rPr>
-        <w:t>.gov.pt</w:t>
+        <w:t>XXX WWW ZZZZ</w:t>
+      </w:r>
+      <w:commentRangeEnd w:id="6"/>
+      <w:r>
+        <w:rPr>
+          <w:rStyle w:val="CommentReference"/>
+          <w:rFonts w:ascii="Montserrat" w:eastAsia="Times New Roman" w:hAnsi="Montserrat" w:cs="Times New Roman"/>
+          <w:sz w:val="20"/>
+          <w:szCs w:val="20"/>
+          <w:lang w:eastAsia="pt-PT"/>
+        </w:rPr>
+        <w:commentReference w:id="6"/>
       </w:r>
     </w:p>
     <w:p>
@@ -2847,7 +2632,7 @@
         </w:rPr>
         <w:t xml:space="preserve">Pelo Segundo Outorgante: </w:t>
       </w:r>
-      <w:commentRangeStart w:id="6"/>
+      <w:commentRangeStart w:id="7"/>
       <w:r>
         <w:rPr>
           <w:rFonts w:ascii="Montserrat" w:hAnsi="Montserrat" w:cs="Calibri"/>
@@ -2856,7 +2641,7 @@
         </w:rPr>
         <w:t>XXX WWW ZZZZ</w:t>
       </w:r>
-      <w:commentRangeEnd w:id="6"/>
+      <w:commentRangeEnd w:id="7"/>
       <w:r>
         <w:rPr>
           <w:rStyle w:val="CommentReference"/>
@@ -2865,7 +2650,7 @@
           <w:szCs w:val="20"/>
           <w:lang w:eastAsia="pt-PT"/>
         </w:rPr>
-        <w:commentReference w:id="6"/>
+        <w:commentReference w:id="7"/>
       </w:r>
     </w:p>
     <w:p>
@@ -2923,7 +2708,7 @@
           <w:szCs w:val="20"/>
         </w:rPr>
       </w:pPr>
-      <w:bookmarkStart w:id="7" w:name="_Hlk164167290"/>
+      <w:bookmarkStart w:id="8" w:name="_Hlk164167290"/>
       <w:r>
         <w:rPr>
           <w:rFonts w:ascii="Montserrat" w:hAnsi="Montserrat" w:cstheme="minorHAnsi"/>
@@ -3001,7 +2786,7 @@
         </w:rPr>
         <w:t xml:space="preserve">As Partes devem observar, sendo da sua inteira responsabilidade, o cumprimento das disposições legais vigentes em matéria de proteção de dados pessoais constantes do Regulamento (UE) 2016/679 do Parlamento Europeu e do Conselho de 27 de abril de 2016 relativo à proteção das pessoas singulares no que diz respeito ao tratamento de dados pessoais e à livre circulação desses dados, e da </w:t>
       </w:r>
-      <w:bookmarkStart w:id="8" w:name="_Hlk135128244"/>
+      <w:bookmarkStart w:id="9" w:name="_Hlk135128244"/>
       <w:r>
         <w:rPr>
           <w:rFonts w:ascii="Montserrat" w:hAnsi="Montserrat" w:cstheme="minorHAnsi"/>
@@ -3010,7 +2795,7 @@
         </w:rPr>
         <w:t>Lei n.º 58/2019</w:t>
       </w:r>
-      <w:bookmarkEnd w:id="8"/>
+      <w:bookmarkEnd w:id="9"/>
       <w:r>
         <w:rPr>
           <w:rFonts w:ascii="Montserrat" w:hAnsi="Montserrat" w:cstheme="minorHAnsi"/>
@@ -3101,7 +2886,6 @@
           <w:sz w:val="20"/>
           <w:szCs w:val="20"/>
         </w:rPr>
-        <w:lastRenderedPageBreak/>
         <w:t xml:space="preserve">Cumprir os princípios de tratamento de dados aplicáveis, nomeadamente quanto à licitude, transparência e limitação das finalidades; </w:t>
       </w:r>
     </w:p>
@@ -3156,23 +2940,7 @@
           <w:sz w:val="20"/>
           <w:szCs w:val="20"/>
         </w:rPr>
-        <w:t xml:space="preserve">O objeto e a duração do tratamento, a natureza e finalidade do tratamento, o tipo de dados pessoais e as categorias dos Titulares dos Dados Pessoais, constam dos procedimentos de atendimento definidos pela </w:t>
-      </w:r>
-      <w:r>
-        <w:rPr>
-          <w:rFonts w:ascii="Montserrat" w:hAnsi="Montserrat" w:cstheme="minorHAnsi"/>
-          <w:sz w:val="20"/>
-          <w:szCs w:val="20"/>
-        </w:rPr>
-        <w:t>ARTE</w:t>
-      </w:r>
-      <w:r>
-        <w:rPr>
-          <w:rFonts w:ascii="Montserrat" w:hAnsi="Montserrat" w:cstheme="minorHAnsi"/>
-          <w:sz w:val="20"/>
-          <w:szCs w:val="20"/>
-        </w:rPr>
-        <w:t xml:space="preserve"> e no anexo I do presente Protocolo.</w:t>
+        <w:t>O objeto e a duração do tratamento, a natureza e finalidade do tratamento, o tipo de dados pessoais e as categorias dos Titulares dos Dados Pessoais, constam dos procedimentos de atendimento definidos pela AMA e no anexo I do presente Protocolo.</w:t>
       </w:r>
     </w:p>
     <w:p>
@@ -3198,23 +2966,7 @@
           <w:sz w:val="20"/>
           <w:szCs w:val="20"/>
         </w:rPr>
-        <w:t xml:space="preserve">No âmbito do presente Protocolo, o Segundo Outorgante é Responsável pelo Tratamento de dados e a </w:t>
-      </w:r>
-      <w:r>
-        <w:rPr>
-          <w:rFonts w:ascii="Montserrat" w:hAnsi="Montserrat" w:cstheme="minorHAnsi"/>
-          <w:sz w:val="20"/>
-          <w:szCs w:val="20"/>
-        </w:rPr>
-        <w:t>ARTE</w:t>
-      </w:r>
-      <w:r>
-        <w:rPr>
-          <w:rFonts w:ascii="Montserrat" w:hAnsi="Montserrat" w:cstheme="minorHAnsi"/>
-          <w:sz w:val="20"/>
-          <w:szCs w:val="20"/>
-        </w:rPr>
-        <w:t xml:space="preserve"> é subcontratante.</w:t>
+        <w:t>No âmbito do presente Protocolo, o Segundo Outorgante é Responsável pelo Tratamento de dados e a AMA é subcontratante.</w:t>
       </w:r>
     </w:p>
     <w:p>
@@ -3265,23 +3017,8 @@
           <w:sz w:val="20"/>
           <w:szCs w:val="20"/>
         </w:rPr>
-        <w:t xml:space="preserve">Definir, em articulação com a </w:t>
-      </w:r>
-      <w:r>
-        <w:rPr>
-          <w:rFonts w:ascii="Montserrat" w:hAnsi="Montserrat" w:cstheme="minorHAnsi"/>
-          <w:sz w:val="20"/>
-          <w:szCs w:val="20"/>
-        </w:rPr>
-        <w:t>ARTE</w:t>
-      </w:r>
-      <w:r>
-        <w:rPr>
-          <w:rFonts w:ascii="Montserrat" w:hAnsi="Montserrat" w:cstheme="minorHAnsi"/>
-          <w:sz w:val="20"/>
-          <w:szCs w:val="20"/>
-        </w:rPr>
-        <w:t>, as medidas de segurança e privacidade subjacentes às atividades de processamento dos Dados Pessoais;</w:t>
+        <w:lastRenderedPageBreak/>
+        <w:t>Definir, em articulação com a AMA, as medidas de segurança e privacidade subjacentes às atividades de processamento dos Dados Pessoais;</w:t>
       </w:r>
     </w:p>
     <w:p>
@@ -3306,23 +3043,7 @@
           <w:sz w:val="20"/>
           <w:szCs w:val="20"/>
         </w:rPr>
-        <w:t xml:space="preserve">Informar a </w:t>
-      </w:r>
-      <w:r>
-        <w:rPr>
-          <w:rFonts w:ascii="Montserrat" w:hAnsi="Montserrat" w:cstheme="minorHAnsi"/>
-          <w:sz w:val="20"/>
-          <w:szCs w:val="20"/>
-        </w:rPr>
-        <w:t>ARTE</w:t>
-      </w:r>
-      <w:r>
-        <w:rPr>
-          <w:rFonts w:ascii="Montserrat" w:hAnsi="Montserrat" w:cstheme="minorHAnsi"/>
-          <w:sz w:val="20"/>
-          <w:szCs w:val="20"/>
-        </w:rPr>
-        <w:t xml:space="preserve"> de todas as circunstâncias relevantes para a realização do tratamento de dados, atendendo sobretudo à especificidade das finalidades descritas no presente Protocolo e a potenciais riscos envolvidos;</w:t>
+        <w:t>Informar a AMA de todas as circunstâncias relevantes para a realização do tratamento de dados, atendendo sobretudo à especificidade das finalidades descritas no presente Protocolo e a potenciais riscos envolvidos;</w:t>
       </w:r>
     </w:p>
     <w:p>
@@ -3347,23 +3068,7 @@
           <w:sz w:val="20"/>
           <w:szCs w:val="20"/>
         </w:rPr>
-        <w:t xml:space="preserve">Comunicar à </w:t>
-      </w:r>
-      <w:r>
-        <w:rPr>
-          <w:rFonts w:ascii="Montserrat" w:hAnsi="Montserrat" w:cstheme="minorHAnsi"/>
-          <w:sz w:val="20"/>
-          <w:szCs w:val="20"/>
-        </w:rPr>
-        <w:t>ARTE</w:t>
-      </w:r>
-      <w:r>
-        <w:rPr>
-          <w:rFonts w:ascii="Montserrat" w:hAnsi="Montserrat" w:cstheme="minorHAnsi"/>
-          <w:sz w:val="20"/>
-          <w:szCs w:val="20"/>
-        </w:rPr>
-        <w:t xml:space="preserve">, quaisquer alterações que se tenham verificado nos Dados Pessoais em processamento e que possam afetar a atividade daquele, nomeadamente as decorrentes do exercício dos direitos dos Titulares dos Dados Pessoais; </w:t>
+        <w:t xml:space="preserve">Comunicar à AMA, quaisquer alterações que se tenham verificado nos Dados Pessoais em processamento e que possam afetar a atividade daquele, nomeadamente as decorrentes do exercício dos direitos dos Titulares dos Dados Pessoais; </w:t>
       </w:r>
     </w:p>
     <w:p>
@@ -3488,23 +3193,7 @@
           <w:sz w:val="20"/>
           <w:szCs w:val="20"/>
         </w:rPr>
-        <w:t xml:space="preserve">Informar a </w:t>
-      </w:r>
-      <w:r>
-        <w:rPr>
-          <w:rFonts w:ascii="Montserrat" w:hAnsi="Montserrat" w:cstheme="minorHAnsi"/>
-          <w:sz w:val="20"/>
-          <w:szCs w:val="20"/>
-        </w:rPr>
-        <w:t>ARTE</w:t>
-      </w:r>
-      <w:r>
-        <w:rPr>
-          <w:rFonts w:ascii="Montserrat" w:hAnsi="Montserrat" w:cstheme="minorHAnsi"/>
-          <w:sz w:val="20"/>
-          <w:szCs w:val="20"/>
-        </w:rPr>
-        <w:t>, de qualquer alteração decorrente do exercício de um direito por parte do Titular dos Dados Pessoais, na medida em que afete a atividade de processamento levada a cabo por aquele;</w:t>
+        <w:t>Informar a AMA, de qualquer alteração decorrente do exercício de um direito por parte do Titular dos Dados Pessoais, na medida em que afete a atividade de processamento levada a cabo por aquele;</w:t>
       </w:r>
     </w:p>
     <w:p>
@@ -3529,24 +3218,7 @@
           <w:sz w:val="20"/>
           <w:szCs w:val="20"/>
         </w:rPr>
-        <w:lastRenderedPageBreak/>
-        <w:t xml:space="preserve">Comunicar à </w:t>
-      </w:r>
-      <w:r>
-        <w:rPr>
-          <w:rFonts w:ascii="Montserrat" w:hAnsi="Montserrat" w:cstheme="minorHAnsi"/>
-          <w:sz w:val="20"/>
-          <w:szCs w:val="20"/>
-        </w:rPr>
-        <w:t>ARTE</w:t>
-      </w:r>
-      <w:r>
-        <w:rPr>
-          <w:rFonts w:ascii="Montserrat" w:hAnsi="Montserrat" w:cstheme="minorHAnsi"/>
-          <w:sz w:val="20"/>
-          <w:szCs w:val="20"/>
-        </w:rPr>
-        <w:t>, as operações de tratamento e os fundamentos de legitimidade, necessários à realização das atividades de processamento, demonstrando-lhe a sua existência.</w:t>
+        <w:t>Comunicar à AMA, as operações de tratamento e os fundamentos de legitimidade, necessários à realização das atividades de processamento, demonstrando-lhe a sua existência.</w:t>
       </w:r>
     </w:p>
     <w:p>
@@ -3572,23 +3244,7 @@
           <w:sz w:val="20"/>
           <w:szCs w:val="20"/>
         </w:rPr>
-        <w:t xml:space="preserve">Constituem obrigações da </w:t>
-      </w:r>
-      <w:r>
-        <w:rPr>
-          <w:rFonts w:ascii="Montserrat" w:hAnsi="Montserrat" w:cstheme="minorHAnsi"/>
-          <w:sz w:val="20"/>
-          <w:szCs w:val="20"/>
-        </w:rPr>
-        <w:t>ARTE</w:t>
-      </w:r>
-      <w:r>
-        <w:rPr>
-          <w:rFonts w:ascii="Montserrat" w:hAnsi="Montserrat" w:cstheme="minorHAnsi"/>
-          <w:sz w:val="20"/>
-          <w:szCs w:val="20"/>
-        </w:rPr>
-        <w:t xml:space="preserve"> enquanto subcontratante:</w:t>
+        <w:t>Constituem obrigações da AMA enquanto subcontratante:</w:t>
       </w:r>
     </w:p>
     <w:p>
@@ -3688,7 +3344,16 @@
           <w:sz w:val="20"/>
           <w:szCs w:val="20"/>
         </w:rPr>
-        <w:t>Assumir um compromisso de confidencialidade, quer com os trabalhadores que participem em operações de tratamento de Dados Pessoais, quer com colaboradores de entidades subcontratadas;</w:t>
+        <w:t xml:space="preserve">Assumir um compromisso de confidencialidade, quer com os trabalhadores que </w:t>
+      </w:r>
+      <w:r>
+        <w:rPr>
+          <w:rFonts w:ascii="Montserrat" w:hAnsi="Montserrat" w:cstheme="minorHAnsi"/>
+          <w:sz w:val="20"/>
+          <w:szCs w:val="20"/>
+        </w:rPr>
+        <w:lastRenderedPageBreak/>
+        <w:t>participem em operações de tratamento de Dados Pessoais, quer com colaboradores de entidades subcontratadas;</w:t>
       </w:r>
     </w:p>
     <w:p>
@@ -3813,7 +3478,6 @@
           <w:sz w:val="20"/>
           <w:szCs w:val="20"/>
         </w:rPr>
-        <w:lastRenderedPageBreak/>
         <w:t>Informar o Responsável pelo Tratamento de dados de eventuais pedidos de retificação ou situações de apagamento dos Dados formulados pelos respetivos Titulares dos Dados Pessoais;</w:t>
       </w:r>
     </w:p>
@@ -3890,48 +3554,16 @@
           <w:sz w:val="20"/>
           <w:szCs w:val="20"/>
         </w:rPr>
-        <w:t xml:space="preserve">Pela </w:t>
-      </w:r>
-      <w:r>
-        <w:rPr>
-          <w:rFonts w:ascii="Montserrat" w:hAnsi="Montserrat" w:cstheme="minorHAnsi"/>
-          <w:sz w:val="20"/>
-          <w:szCs w:val="20"/>
-        </w:rPr>
-        <w:t>ARTE</w:t>
-      </w:r>
-      <w:r>
-        <w:rPr>
-          <w:rFonts w:ascii="Montserrat" w:hAnsi="Montserrat" w:cstheme="minorHAnsi"/>
-          <w:sz w:val="20"/>
-          <w:szCs w:val="20"/>
-        </w:rPr>
-        <w:t xml:space="preserve">, </w:t>
-      </w:r>
-      <w:hyperlink r:id="rId15" w:history="1">
+        <w:t xml:space="preserve">Pela AMA, </w:t>
+      </w:r>
+      <w:hyperlink r:id="rId16" w:history="1">
         <w:r>
           <w:rPr>
             <w:rFonts w:ascii="Montserrat" w:hAnsi="Montserrat"/>
             <w:sz w:val="20"/>
             <w:szCs w:val="20"/>
           </w:rPr>
-          <w:t>dpo@</w:t>
-        </w:r>
-        <w:r>
-          <w:rPr>
-            <w:rFonts w:ascii="Montserrat" w:hAnsi="Montserrat"/>
-            <w:sz w:val="20"/>
-            <w:szCs w:val="20"/>
-          </w:rPr>
-          <w:t>ARTE</w:t>
-        </w:r>
-        <w:r>
-          <w:rPr>
-            <w:rFonts w:ascii="Montserrat" w:hAnsi="Montserrat"/>
-            <w:sz w:val="20"/>
-            <w:szCs w:val="20"/>
-          </w:rPr>
-          <w:t>.gov.pt</w:t>
+          <w:t>dpo@ama.gov.pt</w:t>
         </w:r>
       </w:hyperlink>
       <w:r>
@@ -4017,26 +3649,19 @@
           <w:sz w:val="20"/>
           <w:szCs w:val="20"/>
         </w:rPr>
-        <w:t xml:space="preserve">As Partes obrigam-se a garantir o sigilo quanto à informação e elementos de que o seu pessoal ou subcontratados venham a ter conhecimento em virtude do presente Protocolo, devendo ser tratada como estritamente confidencial toda a informação escrita, verbal ou constante de suporte informático que contenha dados de natureza organizativa, técnica, comercial ou financeira, listas de clientes, de fornecedores, de equipamentos ou de  produtos ou qualquer outra informação relativa aos serviços e à atividade da </w:t>
-      </w:r>
-      <w:r>
-        <w:rPr>
-          <w:rFonts w:ascii="Montserrat" w:hAnsi="Montserrat" w:cstheme="minorHAnsi"/>
-          <w:sz w:val="20"/>
-          <w:szCs w:val="20"/>
-        </w:rPr>
-        <w:t>ARTE</w:t>
-      </w:r>
-      <w:r>
-        <w:rPr>
-          <w:rFonts w:ascii="Montserrat" w:hAnsi="Montserrat" w:cstheme="minorHAnsi"/>
-          <w:sz w:val="20"/>
-          <w:szCs w:val="20"/>
-        </w:rPr>
-        <w:t xml:space="preserve"> e do Segundo Outorgante, prevalecendo sempre e em qualquer caso o dever de salvaguardar a confidencialidade dos factos e elementos sujeitos ao dever de segredo.</w:t>
-      </w:r>
-    </w:p>
-    <w:bookmarkEnd w:id="7"/>
+        <w:t xml:space="preserve">As Partes obrigam-se a garantir o sigilo quanto à informação e elementos de que o seu pessoal ou subcontratados venham a ter conhecimento em virtude do presente Protocolo, devendo ser tratada como estritamente confidencial toda a informação escrita, verbal ou constante de suporte informático que contenha dados de natureza organizativa, técnica, comercial ou financeira, listas de clientes, de fornecedores, de equipamentos ou de  produtos ou qualquer outra informação relativa aos serviços e à atividade da AMA e do Segundo Outorgante, prevalecendo sempre e em qualquer caso o dever de salvaguardar a </w:t>
+      </w:r>
+      <w:r>
+        <w:rPr>
+          <w:rFonts w:ascii="Montserrat" w:hAnsi="Montserrat" w:cstheme="minorHAnsi"/>
+          <w:sz w:val="20"/>
+          <w:szCs w:val="20"/>
+        </w:rPr>
+        <w:lastRenderedPageBreak/>
+        <w:t>confidencialidade dos factos e elementos sujeitos ao dever de segredo.</w:t>
+      </w:r>
+    </w:p>
+    <w:bookmarkEnd w:id="8"/>
     <w:p>
       <w:pPr>
         <w:widowControl w:val="0"/>
@@ -4065,7 +3690,7 @@
           <w:szCs w:val="20"/>
         </w:rPr>
       </w:pPr>
-      <w:bookmarkStart w:id="9" w:name="_Hlk164167308"/>
+      <w:bookmarkStart w:id="10" w:name="_Hlk164167308"/>
       <w:r>
         <w:rPr>
           <w:rFonts w:ascii="Montserrat" w:hAnsi="Montserrat" w:cstheme="minorHAnsi"/>
@@ -4262,7 +3887,6 @@
           <w:sz w:val="20"/>
           <w:szCs w:val="20"/>
         </w:rPr>
-        <w:lastRenderedPageBreak/>
         <w:t xml:space="preserve">Constitui causa de resolução do presente Protocolo o incumprimento grave ou reiterado, pelas Partes, das obrigações nele previstas. </w:t>
       </w:r>
     </w:p>
@@ -4516,12 +4140,10 @@
           <w:szCs w:val="20"/>
         </w:rPr>
         <w:sectPr>
-          <w:headerReference w:type="even" r:id="rId16"/>
           <w:headerReference w:type="default" r:id="rId17"/>
-          <w:footerReference w:type="even" r:id="rId18"/>
-          <w:footerReference w:type="default" r:id="rId19"/>
-          <w:headerReference w:type="first" r:id="rId20"/>
-          <w:footerReference w:type="first" r:id="rId21"/>
+          <w:footerReference w:type="default" r:id="rId18"/>
+          <w:headerReference w:type="first" r:id="rId19"/>
+          <w:footerReference w:type="first" r:id="rId20"/>
           <w:pgSz w:w="11906" w:h="16838" w:code="9"/>
           <w:pgMar w:top="1894" w:right="1134" w:bottom="1418" w:left="1418" w:header="709" w:footer="851" w:gutter="0"/>
           <w:cols w:space="708"/>
@@ -4534,23 +4156,7 @@
           <w:sz w:val="20"/>
           <w:szCs w:val="20"/>
         </w:rPr>
-        <w:t xml:space="preserve">                              Pela </w:t>
-      </w:r>
-      <w:r>
-        <w:rPr>
-          <w:rFonts w:ascii="Montserrat" w:hAnsi="Montserrat" w:cstheme="minorHAnsi"/>
-          <w:sz w:val="20"/>
-          <w:szCs w:val="20"/>
-        </w:rPr>
-        <w:t>ARTE</w:t>
-      </w:r>
-      <w:r>
-        <w:rPr>
-          <w:rFonts w:ascii="Montserrat" w:hAnsi="Montserrat" w:cstheme="minorHAnsi"/>
-          <w:sz w:val="20"/>
-          <w:szCs w:val="20"/>
-        </w:rPr>
-        <w:t xml:space="preserve"> </w:t>
+        <w:t xml:space="preserve">                              Pela AMA </w:t>
       </w:r>
       <w:r>
         <w:rPr>
@@ -4583,9 +4189,9 @@
           <w:szCs w:val="20"/>
         </w:rPr>
       </w:pPr>
-      <w:bookmarkStart w:id="13" w:name="_Hlk164167318"/>
-      <w:bookmarkEnd w:id="9"/>
-      <w:commentRangeStart w:id="14"/>
+      <w:bookmarkStart w:id="14" w:name="_Hlk164167318"/>
+      <w:bookmarkEnd w:id="10"/>
+      <w:commentRangeStart w:id="15"/>
       <w:r>
         <w:rPr>
           <w:rFonts w:ascii="Montserrat" w:hAnsi="Montserrat" w:cstheme="minorHAnsi"/>
@@ -4597,13 +4203,13 @@
         <w:lastRenderedPageBreak/>
         <w:t>ANEXO I</w:t>
       </w:r>
-      <w:commentRangeEnd w:id="14"/>
+      <w:commentRangeEnd w:id="15"/>
       <w:r>
         <w:rPr>
           <w:rStyle w:val="CommentReference"/>
           <w:rFonts w:ascii="Montserrat" w:hAnsi="Montserrat"/>
         </w:rPr>
-        <w:commentReference w:id="14"/>
+        <w:commentReference w:id="15"/>
       </w:r>
     </w:p>
     <w:p>
@@ -5056,8 +4662,8 @@
                 <w:lang w:eastAsia="pt-PT" w:bidi="pt-PT"/>
               </w:rPr>
             </w:pPr>
-            <w:bookmarkStart w:id="15" w:name="OLE_LINK11"/>
-            <w:bookmarkStart w:id="16" w:name="OLE_LINK12"/>
+            <w:bookmarkStart w:id="16" w:name="OLE_LINK11"/>
+            <w:bookmarkStart w:id="17" w:name="OLE_LINK12"/>
             <w:r>
               <w:rPr>
                 <w:rFonts w:ascii="Montserrat" w:hAnsi="Montserrat" w:cs="Calibri"/>
@@ -5068,8 +4674,8 @@
               </w:rPr>
               <w:t>Medidas de segurança dos dados recolhidos</w:t>
             </w:r>
-            <w:bookmarkEnd w:id="15"/>
             <w:bookmarkEnd w:id="16"/>
+            <w:bookmarkEnd w:id="17"/>
             <w:r>
               <w:rPr>
                 <w:rFonts w:ascii="Montserrat" w:hAnsi="Montserrat" w:cs="Calibri"/>
@@ -5181,7 +4787,7 @@
           </w:p>
         </w:tc>
       </w:tr>
-      <w:bookmarkEnd w:id="13"/>
+      <w:bookmarkEnd w:id="14"/>
     </w:tbl>
     <w:p>
       <w:pPr>
@@ -5196,8 +4802,8 @@
       </w:pPr>
     </w:p>
     <w:sectPr>
-      <w:headerReference w:type="first" r:id="rId22"/>
-      <w:footerReference w:type="first" r:id="rId23"/>
+      <w:headerReference w:type="first" r:id="rId21"/>
+      <w:footerReference w:type="first" r:id="rId22"/>
       <w:pgSz w:w="11906" w:h="16838" w:code="9"/>
       <w:pgMar w:top="1418" w:right="1134" w:bottom="1418" w:left="1418" w:header="709" w:footer="709" w:gutter="0"/>
       <w:cols w:space="708"/>
@@ -5225,7 +4831,7 @@
       </w:r>
     </w:p>
   </w:comment>
-  <w:comment w:id="6" w:author="AMA" w:date="2024-04-04T11:10:00Z" w:initials="AMA">
+  <w:comment w:id="6" w:author="AMA" w:date="2024-04-04T11:09:00Z" w:initials="AMA">
     <w:p>
       <w:pPr>
         <w:pStyle w:val="CommentText"/>
@@ -5237,11 +4843,27 @@
         <w:annotationRef/>
       </w:r>
       <w:r>
+        <w:t>A preencher pela AMA.</w:t>
+      </w:r>
+    </w:p>
+  </w:comment>
+  <w:comment w:id="7" w:author="AMA" w:date="2024-04-04T11:10:00Z" w:initials="AMA">
+    <w:p>
+      <w:pPr>
+        <w:pStyle w:val="CommentText"/>
+      </w:pPr>
+      <w:r>
+        <w:rPr>
+          <w:rStyle w:val="CommentReference"/>
+        </w:rPr>
+        <w:annotationRef/>
+      </w:r>
+      <w:r>
         <w:t>A preencher pelo Segundo Outorgante.</w:t>
       </w:r>
     </w:p>
   </w:comment>
-  <w:comment w:id="14" w:author="GJ - AMA" w:date="2024-08-25T14:55:00Z" w:initials="GJ - AMA">
+  <w:comment w:id="15" w:author="GJ - AMA" w:date="2024-08-25T14:55:00Z" w:initials="GJ - AMA">
     <w:p>
       <w:pPr>
         <w:pStyle w:val="CommentText"/>
@@ -5263,6 +4885,7 @@
 <file path=word/commentsExtended.xml><?xml version="1.0" encoding="utf-8"?>
 <w15:commentsEx xmlns:wpc="http://schemas.microsoft.com/office/word/2010/wordprocessingCanvas" xmlns:cx="http://schemas.microsoft.com/office/drawing/2014/chartex" xmlns:cx1="http://schemas.microsoft.com/office/drawing/2015/9/8/chartex" xmlns:cx2="http://schemas.microsoft.com/office/drawing/2015/10/21/chartex" xmlns:cx3="http://schemas.microsoft.com/office/drawing/2016/5/9/chartex" xmlns:cx4="http://schemas.microsoft.com/office/drawing/2016/5/10/chartex" xmlns:cx5="http://schemas.microsoft.com/office/drawing/2016/5/11/chartex" xmlns:cx6="http://schemas.microsoft.com/office/drawing/2016/5/12/chartex" xmlns:cx7="http://schemas.microsoft.com/office/drawing/2016/5/13/chartex" xmlns:cx8="http://schemas.microsoft.com/office/drawing/2016/5/14/chartex" xmlns:mc="http://schemas.openxmlformats.org/markup-compatibility/2006" xmlns:aink="http://schemas.microsoft.com/office/drawing/2016/ink" xmlns:am3d="http://schemas.microsoft.com/office/drawing/2017/model3d" xmlns:o="urn:schemas-microsoft-com:office:office" xmlns:oel="http://schemas.microsoft.com/office/2019/extlst" xmlns:r="http://schemas.openxmlformats.org/officeDocument/2006/relationships" xmlns:m="http://schemas.openxmlformats.org/officeDocument/2006/math" xmlns:v="urn:schemas-microsoft-com:vml" xmlns:wp14="http://schemas.microsoft.com/office/word/2010/wordprocessingDrawing" xmlns:wp="http://schemas.openxmlformats.org/drawingml/2006/wordprocessingDrawing" xmlns:w10="urn:schemas-microsoft-com:office:word" xmlns:w="http://schemas.openxmlformats.org/wordprocessingml/2006/main" xmlns:w14="http://schemas.microsoft.com/office/word/2010/wordml" xmlns:w15="http://schemas.microsoft.com/office/word/2012/wordml" xmlns:w16cex="http://schemas.microsoft.com/office/word/2018/wordml/cex" xmlns:w16cid="http://schemas.microsoft.com/office/word/2016/wordml/cid" xmlns:w16="http://schemas.microsoft.com/office/word/2018/wordml" xmlns:w16du="http://schemas.microsoft.com/office/word/2023/wordml/word16du" xmlns:w16sdtdh="http://schemas.microsoft.com/office/word/2020/wordml/sdtdatahash" xmlns:w16sdtfl="http://schemas.microsoft.com/office/word/2024/wordml/sdtformatlock" xmlns:w16se="http://schemas.microsoft.com/office/word/2015/wordml/symex" xmlns:wpg="http://schemas.microsoft.com/office/word/2010/wordprocessingGroup" xmlns:wpi="http://schemas.microsoft.com/office/word/2010/wordprocessingInk" xmlns:wne="http://schemas.microsoft.com/office/word/2006/wordml" xmlns:wps="http://schemas.microsoft.com/office/word/2010/wordprocessingShape" mc:Ignorable="w14 w15 w16se w16cid w16 w16cex w16sdtdh w16sdtfl w16du wp14">
   <w15:commentEx w15:paraId="4CAA6814" w15:done="0"/>
+  <w15:commentEx w15:paraId="406798DD" w15:done="0"/>
   <w15:commentEx w15:paraId="616028B4" w15:done="0"/>
   <w15:commentEx w15:paraId="2AD91A9D" w15:done="0"/>
 </w15:commentsEx>
@@ -5271,6 +4894,7 @@
 <file path=word/commentsExtensible.xml><?xml version="1.0" encoding="utf-8"?>
 <w16cex:commentsExtensible xmlns:wpc="http://schemas.microsoft.com/office/word/2010/wordprocessingCanvas" xmlns:cx="http://schemas.microsoft.com/office/drawing/2014/chartex" xmlns:cx1="http://schemas.microsoft.com/office/drawing/2015/9/8/chartex" xmlns:cx2="http://schemas.microsoft.com/office/drawing/2015/10/21/chartex" xmlns:cx3="http://schemas.microsoft.com/office/drawing/2016/5/9/chartex" xmlns:cx4="http://schemas.microsoft.com/office/drawing/2016/5/10/chartex" xmlns:cx5="http://schemas.microsoft.com/office/drawing/2016/5/11/chartex" xmlns:cx6="http://schemas.microsoft.com/office/drawing/2016/5/12/chartex" xmlns:cx7="http://schemas.microsoft.com/office/drawing/2016/5/13/chartex" xmlns:cx8="http://schemas.microsoft.com/office/drawing/2016/5/14/chartex" xmlns:cr="http://schemas.microsoft.com/office/comments/2020/reactions" xmlns:mc="http://schemas.openxmlformats.org/markup-compatibility/2006" xmlns:aink="http://schemas.microsoft.com/office/drawing/2016/ink" xmlns:am3d="http://schemas.microsoft.com/office/drawing/2017/model3d" xmlns:o="urn:schemas-microsoft-com:office:office" xmlns:oel="http://schemas.microsoft.com/office/2019/extlst" xmlns:r="http://schemas.openxmlformats.org/officeDocument/2006/relationships" xmlns:m="http://schemas.openxmlformats.org/officeDocument/2006/math" xmlns:v="urn:schemas-microsoft-com:vml" xmlns:wp14="http://schemas.microsoft.com/office/word/2010/wordprocessingDrawing" xmlns:wp="http://schemas.openxmlformats.org/drawingml/2006/wordprocessingDrawing" xmlns:w10="urn:schemas-microsoft-com:office:word" xmlns:w="http://schemas.openxmlformats.org/wordprocessingml/2006/main" xmlns:w14="http://schemas.microsoft.com/office/word/2010/wordml" xmlns:w15="http://schemas.microsoft.com/office/word/2012/wordml" xmlns:w16cex="http://schemas.microsoft.com/office/word/2018/wordml/cex" xmlns:w16cid="http://schemas.microsoft.com/office/word/2016/wordml/cid" xmlns:w16="http://schemas.microsoft.com/office/word/2018/wordml" xmlns:w16du="http://schemas.microsoft.com/office/word/2023/wordml/word16du" xmlns:w16sdtdh="http://schemas.microsoft.com/office/word/2020/wordml/sdtdatahash" xmlns:w16sdtfl="http://schemas.microsoft.com/office/word/2024/wordml/sdtformatlock" xmlns:w16se="http://schemas.microsoft.com/office/word/2015/wordml/symex" xmlns:wpg="http://schemas.microsoft.com/office/word/2010/wordprocessingGroup" xmlns:wpi="http://schemas.microsoft.com/office/word/2010/wordprocessingInk" xmlns:wne="http://schemas.microsoft.com/office/word/2006/wordml" xmlns:wps="http://schemas.microsoft.com/office/word/2010/wordprocessingShape" mc:Ignorable="w14 w15 w16se w16cid w16 w16cex w16sdtdh w16sdtfl cr w16du wp14">
   <w16cex:commentExtensible w16cex:durableId="75D33B3A" w16cex:dateUtc="2024-04-04T10:09:00Z"/>
+  <w16cex:commentExtensible w16cex:durableId="06DA3624" w16cex:dateUtc="2024-04-04T10:09:00Z"/>
   <w16cex:commentExtensible w16cex:durableId="154AB323" w16cex:dateUtc="2024-04-04T10:10:00Z"/>
   <w16cex:commentExtensible w16cex:durableId="2998CDE2" w16cex:dateUtc="2024-08-25T13:55:00Z"/>
 </w16cex:commentsExtensible>
@@ -5279,6 +4903,7 @@
 <file path=word/commentsIds.xml><?xml version="1.0" encoding="utf-8"?>
 <w16cid:commentsIds xmlns:wpc="http://schemas.microsoft.com/office/word/2010/wordprocessingCanvas" xmlns:cx="http://schemas.microsoft.com/office/drawing/2014/chartex" xmlns:cx1="http://schemas.microsoft.com/office/drawing/2015/9/8/chartex" xmlns:cx2="http://schemas.microsoft.com/office/drawing/2015/10/21/chartex" xmlns:cx3="http://schemas.microsoft.com/office/drawing/2016/5/9/chartex" xmlns:cx4="http://schemas.microsoft.com/office/drawing/2016/5/10/chartex" xmlns:cx5="http://schemas.microsoft.com/office/drawing/2016/5/11/chartex" xmlns:cx6="http://schemas.microsoft.com/office/drawing/2016/5/12/chartex" xmlns:cx7="http://schemas.microsoft.com/office/drawing/2016/5/13/chartex" xmlns:cx8="http://schemas.microsoft.com/office/drawing/2016/5/14/chartex" xmlns:mc="http://schemas.openxmlformats.org/markup-compatibility/2006" xmlns:aink="http://schemas.microsoft.com/office/drawing/2016/ink" xmlns:am3d="http://schemas.microsoft.com/office/drawing/2017/model3d" xmlns:o="urn:schemas-microsoft-com:office:office" xmlns:oel="http://schemas.microsoft.com/office/2019/extlst" xmlns:r="http://schemas.openxmlformats.org/officeDocument/2006/relationships" xmlns:m="http://schemas.openxmlformats.org/officeDocument/2006/math" xmlns:v="urn:schemas-microsoft-com:vml" xmlns:wp14="http://schemas.microsoft.com/office/word/2010/wordprocessingDrawing" xmlns:wp="http://schemas.openxmlformats.org/drawingml/2006/wordprocessingDrawing" xmlns:w10="urn:schemas-microsoft-com:office:word" xmlns:w="http://schemas.openxmlformats.org/wordprocessingml/2006/main" xmlns:w14="http://schemas.microsoft.com/office/word/2010/wordml" xmlns:w15="http://schemas.microsoft.com/office/word/2012/wordml" xmlns:w16cex="http://schemas.microsoft.com/office/word/2018/wordml/cex" xmlns:w16cid="http://schemas.microsoft.com/office/word/2016/wordml/cid" xmlns:w16="http://schemas.microsoft.com/office/word/2018/wordml" xmlns:w16du="http://schemas.microsoft.com/office/word/2023/wordml/word16du" xmlns:w16sdtdh="http://schemas.microsoft.com/office/word/2020/wordml/sdtdatahash" xmlns:w16sdtfl="http://schemas.microsoft.com/office/word/2024/wordml/sdtformatlock" xmlns:w16se="http://schemas.microsoft.com/office/word/2015/wordml/symex" xmlns:wpg="http://schemas.microsoft.com/office/word/2010/wordprocessingGroup" xmlns:wpi="http://schemas.microsoft.com/office/word/2010/wordprocessingInk" xmlns:wne="http://schemas.microsoft.com/office/word/2006/wordml" xmlns:wps="http://schemas.microsoft.com/office/word/2010/wordprocessingShape" mc:Ignorable="w14 w15 w16se w16cid w16 w16cex w16sdtdh w16sdtfl w16du wp14">
   <w16cid:commentId w16cid:paraId="4CAA6814" w16cid:durableId="75D33B3A"/>
+  <w16cid:commentId w16cid:paraId="406798DD" w16cid:durableId="06DA3624"/>
   <w16cid:commentId w16cid:paraId="616028B4" w16cid:durableId="154AB323"/>
   <w16cid:commentId w16cid:paraId="2AD91A9D" w16cid:durableId="2998CDE2"/>
 </w16cid:commentsIds>
@@ -5310,16 +4935,6 @@
 </file>
 
 <file path=word/footer1.xml><?xml version="1.0" encoding="utf-8"?>
-<w:ftr xmlns:wpc="http://schemas.microsoft.com/office/word/2010/wordprocessingCanvas" xmlns:cx="http://schemas.microsoft.com/office/drawing/2014/chartex" xmlns:cx1="http://schemas.microsoft.com/office/drawing/2015/9/8/chartex" xmlns:cx2="http://schemas.microsoft.com/office/drawing/2015/10/21/chartex" xmlns:cx3="http://schemas.microsoft.com/office/drawing/2016/5/9/chartex" xmlns:cx4="http://schemas.microsoft.com/office/drawing/2016/5/10/chartex" xmlns:cx5="http://schemas.microsoft.com/office/drawing/2016/5/11/chartex" xmlns:cx6="http://schemas.microsoft.com/office/drawing/2016/5/12/chartex" xmlns:cx7="http://schemas.microsoft.com/office/drawing/2016/5/13/chartex" xmlns:cx8="http://schemas.microsoft.com/office/drawing/2016/5/14/chartex" xmlns:mc="http://schemas.openxmlformats.org/markup-compatibility/2006" xmlns:aink="http://schemas.microsoft.com/office/drawing/2016/ink" xmlns:am3d="http://schemas.microsoft.com/office/drawing/2017/model3d" xmlns:o="urn:schemas-microsoft-com:office:office" xmlns:oel="http://schemas.microsoft.com/office/2019/extlst" xmlns:r="http://schemas.openxmlformats.org/officeDocument/2006/relationships" xmlns:m="http://schemas.openxmlformats.org/officeDocument/2006/math" xmlns:v="urn:schemas-microsoft-com:vml" xmlns:wp14="http://schemas.microsoft.com/office/word/2010/wordprocessingDrawing" xmlns:wp="http://schemas.openxmlformats.org/drawingml/2006/wordprocessingDrawing" xmlns:w10="urn:schemas-microsoft-com:office:word" xmlns:w="http://schemas.openxmlformats.org/wordprocessingml/2006/main" xmlns:w14="http://schemas.microsoft.com/office/word/2010/wordml" xmlns:w15="http://schemas.microsoft.com/office/word/2012/wordml" xmlns:w16cex="http://schemas.microsoft.com/office/word/2018/wordml/cex" xmlns:w16cid="http://schemas.microsoft.com/office/word/2016/wordml/cid" xmlns:w16="http://schemas.microsoft.com/office/word/2018/wordml" xmlns:w16du="http://schemas.microsoft.com/office/word/2023/wordml/word16du" xmlns:w16sdtdh="http://schemas.microsoft.com/office/word/2020/wordml/sdtdatahash" xmlns:w16sdtfl="http://schemas.microsoft.com/office/word/2024/wordml/sdtformatlock" xmlns:w16se="http://schemas.microsoft.com/office/word/2015/wordml/symex" xmlns:wpg="http://schemas.microsoft.com/office/word/2010/wordprocessingGroup" xmlns:wpi="http://schemas.microsoft.com/office/word/2010/wordprocessingInk" xmlns:wne="http://schemas.microsoft.com/office/word/2006/wordml" xmlns:wps="http://schemas.microsoft.com/office/word/2010/wordprocessingShape" mc:Ignorable="w14 w15 w16se w16cid w16 w16cex w16sdtdh w16sdtfl w16du wp14">
-  <w:p>
-    <w:pPr>
-      <w:pStyle w:val="Footer"/>
-    </w:pPr>
-  </w:p>
-</w:ftr>
-</file>
-
-<file path=word/footer2.xml><?xml version="1.0" encoding="utf-8"?>
 <w:ftr xmlns:wpc="http://schemas.microsoft.com/office/word/2010/wordprocessingCanvas" xmlns:cx="http://schemas.microsoft.com/office/drawing/2014/chartex" xmlns:cx1="http://schemas.microsoft.com/office/drawing/2015/9/8/chartex" xmlns:cx2="http://schemas.microsoft.com/office/drawing/2015/10/21/chartex" xmlns:cx3="http://schemas.microsoft.com/office/drawing/2016/5/9/chartex" xmlns:cx4="http://schemas.microsoft.com/office/drawing/2016/5/10/chartex" xmlns:cx5="http://schemas.microsoft.com/office/drawing/2016/5/11/chartex" xmlns:cx6="http://schemas.microsoft.com/office/drawing/2016/5/12/chartex" xmlns:cx7="http://schemas.microsoft.com/office/drawing/2016/5/13/chartex" xmlns:cx8="http://schemas.microsoft.com/office/drawing/2016/5/14/chartex" xmlns:mc="http://schemas.openxmlformats.org/markup-compatibility/2006" xmlns:aink="http://schemas.microsoft.com/office/drawing/2016/ink" xmlns:am3d="http://schemas.microsoft.com/office/drawing/2017/model3d" xmlns:o="urn:schemas-microsoft-com:office:office" xmlns:oel="http://schemas.microsoft.com/office/2019/extlst" xmlns:r="http://schemas.openxmlformats.org/officeDocument/2006/relationships" xmlns:m="http://schemas.openxmlformats.org/officeDocument/2006/math" xmlns:v="urn:schemas-microsoft-com:vml" xmlns:wp14="http://schemas.microsoft.com/office/word/2010/wordprocessingDrawing" xmlns:wp="http://schemas.openxmlformats.org/drawingml/2006/wordprocessingDrawing" xmlns:w10="urn:schemas-microsoft-com:office:word" xmlns:w="http://schemas.openxmlformats.org/wordprocessingml/2006/main" xmlns:w14="http://schemas.microsoft.com/office/word/2010/wordml" xmlns:w15="http://schemas.microsoft.com/office/word/2012/wordml" xmlns:w16cex="http://schemas.microsoft.com/office/word/2018/wordml/cex" xmlns:w16cid="http://schemas.microsoft.com/office/word/2016/wordml/cid" xmlns:w16="http://schemas.microsoft.com/office/word/2018/wordml" xmlns:w16du="http://schemas.microsoft.com/office/word/2023/wordml/word16du" xmlns:w16sdtdh="http://schemas.microsoft.com/office/word/2020/wordml/sdtdatahash" xmlns:w16sdtfl="http://schemas.microsoft.com/office/word/2024/wordml/sdtformatlock" xmlns:w16se="http://schemas.microsoft.com/office/word/2015/wordml/symex" xmlns:wpg="http://schemas.microsoft.com/office/word/2010/wordprocessingGroup" xmlns:wpi="http://schemas.microsoft.com/office/word/2010/wordprocessingInk" xmlns:wne="http://schemas.microsoft.com/office/word/2006/wordml" xmlns:wps="http://schemas.microsoft.com/office/word/2010/wordprocessingShape" mc:Ignorable="w14 w15 w16se w16cid w16 w16cex w16sdtdh w16sdtfl w16du wp14">
   <w:p>
     <w:pPr>
@@ -5600,8 +5215,8 @@
         <w:rFonts w:ascii="Montserrat" w:hAnsi="Montserrat"/>
       </w:rPr>
     </w:pPr>
-    <w:bookmarkStart w:id="11" w:name="_Hlk178774014"/>
-    <w:bookmarkStart w:id="12" w:name="_Hlk178774015"/>
+    <w:bookmarkStart w:id="12" w:name="_Hlk178774014"/>
+    <w:bookmarkStart w:id="13" w:name="_Hlk178774015"/>
     <w:r>
       <w:rPr>
         <w:rFonts w:ascii="Montserrat Medium" w:hAnsi="Montserrat Medium"/>
@@ -5741,13 +5356,13 @@
         </w:r>
       </w:sdtContent>
     </w:sdt>
-    <w:bookmarkEnd w:id="11"/>
     <w:bookmarkEnd w:id="12"/>
+    <w:bookmarkEnd w:id="13"/>
   </w:p>
 </w:ftr>
 </file>
 
-<file path=word/footer3.xml><?xml version="1.0" encoding="utf-8"?>
+<file path=word/footer2.xml><?xml version="1.0" encoding="utf-8"?>
 <w:ftr xmlns:wpc="http://schemas.microsoft.com/office/word/2010/wordprocessingCanvas" xmlns:cx="http://schemas.microsoft.com/office/drawing/2014/chartex" xmlns:cx1="http://schemas.microsoft.com/office/drawing/2015/9/8/chartex" xmlns:cx2="http://schemas.microsoft.com/office/drawing/2015/10/21/chartex" xmlns:cx3="http://schemas.microsoft.com/office/drawing/2016/5/9/chartex" xmlns:cx4="http://schemas.microsoft.com/office/drawing/2016/5/10/chartex" xmlns:cx5="http://schemas.microsoft.com/office/drawing/2016/5/11/chartex" xmlns:cx6="http://schemas.microsoft.com/office/drawing/2016/5/12/chartex" xmlns:cx7="http://schemas.microsoft.com/office/drawing/2016/5/13/chartex" xmlns:cx8="http://schemas.microsoft.com/office/drawing/2016/5/14/chartex" xmlns:mc="http://schemas.openxmlformats.org/markup-compatibility/2006" xmlns:aink="http://schemas.microsoft.com/office/drawing/2016/ink" xmlns:am3d="http://schemas.microsoft.com/office/drawing/2017/model3d" xmlns:o="urn:schemas-microsoft-com:office:office" xmlns:oel="http://schemas.microsoft.com/office/2019/extlst" xmlns:r="http://schemas.openxmlformats.org/officeDocument/2006/relationships" xmlns:m="http://schemas.openxmlformats.org/officeDocument/2006/math" xmlns:v="urn:schemas-microsoft-com:vml" xmlns:wp14="http://schemas.microsoft.com/office/word/2010/wordprocessingDrawing" xmlns:wp="http://schemas.openxmlformats.org/drawingml/2006/wordprocessingDrawing" xmlns:w10="urn:schemas-microsoft-com:office:word" xmlns:w="http://schemas.openxmlformats.org/wordprocessingml/2006/main" xmlns:w14="http://schemas.microsoft.com/office/word/2010/wordml" xmlns:w15="http://schemas.microsoft.com/office/word/2012/wordml" xmlns:w16cex="http://schemas.microsoft.com/office/word/2018/wordml/cex" xmlns:w16cid="http://schemas.microsoft.com/office/word/2016/wordml/cid" xmlns:w16="http://schemas.microsoft.com/office/word/2018/wordml" xmlns:w16du="http://schemas.microsoft.com/office/word/2023/wordml/word16du" xmlns:w16sdtdh="http://schemas.microsoft.com/office/word/2020/wordml/sdtdatahash" xmlns:w16sdtfl="http://schemas.microsoft.com/office/word/2024/wordml/sdtformatlock" xmlns:w16se="http://schemas.microsoft.com/office/word/2015/wordml/symex" xmlns:wpg="http://schemas.microsoft.com/office/word/2010/wordprocessingGroup" xmlns:wpi="http://schemas.microsoft.com/office/word/2010/wordprocessingInk" xmlns:wne="http://schemas.microsoft.com/office/word/2006/wordml" xmlns:wps="http://schemas.microsoft.com/office/word/2010/wordprocessingShape" mc:Ignorable="w14 w15 w16se w16cid w16 w16cex w16sdtdh w16sdtfl w16du wp14">
   <w:p>
     <w:pPr>
@@ -6229,7 +5844,7 @@
                     <w:pPr>
                       <w:jc w:val="right"/>
                       <w:rPr>
-                        <w:rStyle w:val="Hyperlink"/>
+                        <w:rStyle w:val="Hiperligao"/>
                         <w:b/>
                         <w:bCs/>
                         <w:color w:val="4F81BD"/>
@@ -6265,7 +5880,7 @@
 </w:ftr>
 </file>
 
-<file path=word/footer4.xml><?xml version="1.0" encoding="utf-8"?>
+<file path=word/footer3.xml><?xml version="1.0" encoding="utf-8"?>
 <w:ftr xmlns:wpc="http://schemas.microsoft.com/office/word/2010/wordprocessingCanvas" xmlns:cx="http://schemas.microsoft.com/office/drawing/2014/chartex" xmlns:cx1="http://schemas.microsoft.com/office/drawing/2015/9/8/chartex" xmlns:cx2="http://schemas.microsoft.com/office/drawing/2015/10/21/chartex" xmlns:cx3="http://schemas.microsoft.com/office/drawing/2016/5/9/chartex" xmlns:cx4="http://schemas.microsoft.com/office/drawing/2016/5/10/chartex" xmlns:cx5="http://schemas.microsoft.com/office/drawing/2016/5/11/chartex" xmlns:cx6="http://schemas.microsoft.com/office/drawing/2016/5/12/chartex" xmlns:cx7="http://schemas.microsoft.com/office/drawing/2016/5/13/chartex" xmlns:cx8="http://schemas.microsoft.com/office/drawing/2016/5/14/chartex" xmlns:mc="http://schemas.openxmlformats.org/markup-compatibility/2006" xmlns:aink="http://schemas.microsoft.com/office/drawing/2016/ink" xmlns:am3d="http://schemas.microsoft.com/office/drawing/2017/model3d" xmlns:o="urn:schemas-microsoft-com:office:office" xmlns:oel="http://schemas.microsoft.com/office/2019/extlst" xmlns:r="http://schemas.openxmlformats.org/officeDocument/2006/relationships" xmlns:m="http://schemas.openxmlformats.org/officeDocument/2006/math" xmlns:v="urn:schemas-microsoft-com:vml" xmlns:wp14="http://schemas.microsoft.com/office/word/2010/wordprocessingDrawing" xmlns:wp="http://schemas.openxmlformats.org/drawingml/2006/wordprocessingDrawing" xmlns:w10="urn:schemas-microsoft-com:office:word" xmlns:w="http://schemas.openxmlformats.org/wordprocessingml/2006/main" xmlns:w14="http://schemas.microsoft.com/office/word/2010/wordml" xmlns:w15="http://schemas.microsoft.com/office/word/2012/wordml" xmlns:w16cex="http://schemas.microsoft.com/office/word/2018/wordml/cex" xmlns:w16cid="http://schemas.microsoft.com/office/word/2016/wordml/cid" xmlns:w16="http://schemas.microsoft.com/office/word/2018/wordml" xmlns:w16du="http://schemas.microsoft.com/office/word/2023/wordml/word16du" xmlns:w16sdtdh="http://schemas.microsoft.com/office/word/2020/wordml/sdtdatahash" xmlns:w16sdtfl="http://schemas.microsoft.com/office/word/2024/wordml/sdtformatlock" xmlns:w16se="http://schemas.microsoft.com/office/word/2015/wordml/symex" xmlns:wpg="http://schemas.microsoft.com/office/word/2010/wordprocessingGroup" xmlns:wpi="http://schemas.microsoft.com/office/word/2010/wordprocessingInk" xmlns:wne="http://schemas.microsoft.com/office/word/2006/wordml" xmlns:wps="http://schemas.microsoft.com/office/word/2010/wordprocessingShape" mc:Ignorable="w14 w15 w16se w16cid w16 w16cex w16sdtdh w16sdtfl w16du wp14">
   <w:p>
     <w:pPr>
@@ -6747,7 +6362,7 @@
                     <w:pPr>
                       <w:jc w:val="right"/>
                       <w:rPr>
-                        <w:rStyle w:val="Hyperlink"/>
+                        <w:rStyle w:val="Hiperligao"/>
                         <w:b/>
                         <w:bCs/>
                         <w:color w:val="4F81BD"/>
@@ -6833,25 +6448,7 @@
           <w:szCs w:val="14"/>
           <w:lang w:val="pt-PT"/>
         </w:rPr>
-        <w:t xml:space="preserve"> Identificar as categorias de dados pessoais e respetivos dados pessoais, que deverão ser tratados pela </w:t>
-      </w:r>
-      <w:r>
-        <w:rPr>
-          <w:rFonts w:ascii="Montserrat" w:hAnsi="Montserrat" w:cs="Calibri"/>
-          <w:sz w:val="14"/>
-          <w:szCs w:val="14"/>
-          <w:lang w:val="pt-PT"/>
-        </w:rPr>
-        <w:t>ARTE</w:t>
-      </w:r>
-      <w:r>
-        <w:rPr>
-          <w:rFonts w:ascii="Montserrat" w:hAnsi="Montserrat" w:cs="Calibri"/>
-          <w:sz w:val="14"/>
-          <w:szCs w:val="14"/>
-          <w:lang w:val="pt-PT"/>
-        </w:rPr>
-        <w:t xml:space="preserve"> para a prestação do serviço no âmbito do protocolo. A caracterização deverá ser conforme entendimento do formulário disponibilizado pela CNPD em </w:t>
+        <w:t xml:space="preserve"> Identificar as categorias de dados pessoais e respetivos dados pessoais, que deverão ser tratados pela AMA para a prestação do serviço no âmbito do protocolo. A caracterização deverá ser conforme entendimento do formulário disponibilizado pela CNPD em </w:t>
       </w:r>
       <w:hyperlink r:id="rId1" w:history="1">
         <w:r>
@@ -7019,17 +6616,7 @@
 
 <file path=word/header1.xml><?xml version="1.0" encoding="utf-8"?>
 <w:hdr xmlns:wpc="http://schemas.microsoft.com/office/word/2010/wordprocessingCanvas" xmlns:cx="http://schemas.microsoft.com/office/drawing/2014/chartex" xmlns:cx1="http://schemas.microsoft.com/office/drawing/2015/9/8/chartex" xmlns:cx2="http://schemas.microsoft.com/office/drawing/2015/10/21/chartex" xmlns:cx3="http://schemas.microsoft.com/office/drawing/2016/5/9/chartex" xmlns:cx4="http://schemas.microsoft.com/office/drawing/2016/5/10/chartex" xmlns:cx5="http://schemas.microsoft.com/office/drawing/2016/5/11/chartex" xmlns:cx6="http://schemas.microsoft.com/office/drawing/2016/5/12/chartex" xmlns:cx7="http://schemas.microsoft.com/office/drawing/2016/5/13/chartex" xmlns:cx8="http://schemas.microsoft.com/office/drawing/2016/5/14/chartex" xmlns:mc="http://schemas.openxmlformats.org/markup-compatibility/2006" xmlns:aink="http://schemas.microsoft.com/office/drawing/2016/ink" xmlns:am3d="http://schemas.microsoft.com/office/drawing/2017/model3d" xmlns:o="urn:schemas-microsoft-com:office:office" xmlns:oel="http://schemas.microsoft.com/office/2019/extlst" xmlns:r="http://schemas.openxmlformats.org/officeDocument/2006/relationships" xmlns:m="http://schemas.openxmlformats.org/officeDocument/2006/math" xmlns:v="urn:schemas-microsoft-com:vml" xmlns:wp14="http://schemas.microsoft.com/office/word/2010/wordprocessingDrawing" xmlns:wp="http://schemas.openxmlformats.org/drawingml/2006/wordprocessingDrawing" xmlns:w10="urn:schemas-microsoft-com:office:word" xmlns:w="http://schemas.openxmlformats.org/wordprocessingml/2006/main" xmlns:w14="http://schemas.microsoft.com/office/word/2010/wordml" xmlns:w15="http://schemas.microsoft.com/office/word/2012/wordml" xmlns:w16cex="http://schemas.microsoft.com/office/word/2018/wordml/cex" xmlns:w16cid="http://schemas.microsoft.com/office/word/2016/wordml/cid" xmlns:w16="http://schemas.microsoft.com/office/word/2018/wordml" xmlns:w16du="http://schemas.microsoft.com/office/word/2023/wordml/word16du" xmlns:w16sdtdh="http://schemas.microsoft.com/office/word/2020/wordml/sdtdatahash" xmlns:w16sdtfl="http://schemas.microsoft.com/office/word/2024/wordml/sdtformatlock" xmlns:w16se="http://schemas.microsoft.com/office/word/2015/wordml/symex" xmlns:wpg="http://schemas.microsoft.com/office/word/2010/wordprocessingGroup" xmlns:wpi="http://schemas.microsoft.com/office/word/2010/wordprocessingInk" xmlns:wne="http://schemas.microsoft.com/office/word/2006/wordml" xmlns:wps="http://schemas.microsoft.com/office/word/2010/wordprocessingShape" mc:Ignorable="w14 w15 w16se w16cid w16 w16cex w16sdtdh w16sdtfl w16du wp14">
-  <w:p>
-    <w:pPr>
-      <w:pStyle w:val="Header"/>
-    </w:pPr>
-  </w:p>
-</w:hdr>
-</file>
-
-<file path=word/header2.xml><?xml version="1.0" encoding="utf-8"?>
-<w:hdr xmlns:wpc="http://schemas.microsoft.com/office/word/2010/wordprocessingCanvas" xmlns:cx="http://schemas.microsoft.com/office/drawing/2014/chartex" xmlns:cx1="http://schemas.microsoft.com/office/drawing/2015/9/8/chartex" xmlns:cx2="http://schemas.microsoft.com/office/drawing/2015/10/21/chartex" xmlns:cx3="http://schemas.microsoft.com/office/drawing/2016/5/9/chartex" xmlns:cx4="http://schemas.microsoft.com/office/drawing/2016/5/10/chartex" xmlns:cx5="http://schemas.microsoft.com/office/drawing/2016/5/11/chartex" xmlns:cx6="http://schemas.microsoft.com/office/drawing/2016/5/12/chartex" xmlns:cx7="http://schemas.microsoft.com/office/drawing/2016/5/13/chartex" xmlns:cx8="http://schemas.microsoft.com/office/drawing/2016/5/14/chartex" xmlns:mc="http://schemas.openxmlformats.org/markup-compatibility/2006" xmlns:aink="http://schemas.microsoft.com/office/drawing/2016/ink" xmlns:am3d="http://schemas.microsoft.com/office/drawing/2017/model3d" xmlns:o="urn:schemas-microsoft-com:office:office" xmlns:oel="http://schemas.microsoft.com/office/2019/extlst" xmlns:r="http://schemas.openxmlformats.org/officeDocument/2006/relationships" xmlns:m="http://schemas.openxmlformats.org/officeDocument/2006/math" xmlns:v="urn:schemas-microsoft-com:vml" xmlns:wp14="http://schemas.microsoft.com/office/word/2010/wordprocessingDrawing" xmlns:wp="http://schemas.openxmlformats.org/drawingml/2006/wordprocessingDrawing" xmlns:w10="urn:schemas-microsoft-com:office:word" xmlns:w="http://schemas.openxmlformats.org/wordprocessingml/2006/main" xmlns:w14="http://schemas.microsoft.com/office/word/2010/wordml" xmlns:w15="http://schemas.microsoft.com/office/word/2012/wordml" xmlns:w16cex="http://schemas.microsoft.com/office/word/2018/wordml/cex" xmlns:w16cid="http://schemas.microsoft.com/office/word/2016/wordml/cid" xmlns:w16="http://schemas.microsoft.com/office/word/2018/wordml" xmlns:w16du="http://schemas.microsoft.com/office/word/2023/wordml/word16du" xmlns:w16sdtdh="http://schemas.microsoft.com/office/word/2020/wordml/sdtdatahash" xmlns:w16sdtfl="http://schemas.microsoft.com/office/word/2024/wordml/sdtformatlock" xmlns:w16se="http://schemas.microsoft.com/office/word/2015/wordml/symex" xmlns:wpg="http://schemas.microsoft.com/office/word/2010/wordprocessingGroup" xmlns:wpi="http://schemas.microsoft.com/office/word/2010/wordprocessingInk" xmlns:wne="http://schemas.microsoft.com/office/word/2006/wordml" xmlns:wps="http://schemas.microsoft.com/office/word/2010/wordprocessingShape" mc:Ignorable="w14 w15 w16se w16cid w16 w16cex w16sdtdh w16sdtfl w16du wp14">
-  <w:bookmarkStart w:id="10" w:name="_Hlk178773935"/>
+  <w:bookmarkStart w:id="11" w:name="_Hlk178773935"/>
   <w:p>
     <w:pPr>
       <w:pStyle w:val="Header"/>
@@ -7501,12 +7088,84 @@
     </w:r>
     <w:r>
       <w:rPr>
+        <w:noProof/>
+        <w:lang w:eastAsia="pt-PT"/>
+      </w:rPr>
+      <w:drawing>
+        <wp:anchor distT="0" distB="0" distL="114300" distR="114300" simplePos="0" relativeHeight="251670528" behindDoc="0" locked="0" layoutInCell="1" allowOverlap="1" wp14:anchorId="47B3BC22" wp14:editId="3245CA82">
+          <wp:simplePos x="0" y="0"/>
+          <wp:positionH relativeFrom="margin">
+            <wp:posOffset>-249555</wp:posOffset>
+          </wp:positionH>
+          <wp:positionV relativeFrom="paragraph">
+            <wp:posOffset>-50165</wp:posOffset>
+          </wp:positionV>
+          <wp:extent cx="1980000" cy="479180"/>
+          <wp:effectExtent l="0" t="0" r="1270" b="0"/>
+          <wp:wrapNone/>
+          <wp:docPr id="1933337756" name="Picture 26" descr="Uma imagem com preto, escuridão, branco, preto e branco&#10;&#10;Descrição gerada automaticamente"/>
+          <wp:cNvGraphicFramePr>
+            <a:graphicFrameLocks xmlns:a="http://schemas.openxmlformats.org/drawingml/2006/main" noChangeAspect="1"/>
+          </wp:cNvGraphicFramePr>
+          <a:graphic xmlns:a="http://schemas.openxmlformats.org/drawingml/2006/main">
+            <a:graphicData uri="http://schemas.openxmlformats.org/drawingml/2006/picture">
+              <pic:pic xmlns:pic="http://schemas.openxmlformats.org/drawingml/2006/picture">
+                <pic:nvPicPr>
+                  <pic:cNvPr id="710937965" name="Picture 26" descr="Uma imagem com preto, escuridão, branco, preto e branco&#10;&#10;Descrição gerada automaticamente"/>
+                  <pic:cNvPicPr>
+                    <a:picLocks noChangeAspect="1" noChangeArrowheads="1"/>
+                  </pic:cNvPicPr>
+                </pic:nvPicPr>
+                <pic:blipFill>
+                  <a:blip r:embed="rId1" cstate="print">
+                    <a:extLst>
+                      <a:ext uri="{28A0092B-C50C-407E-A947-70E740481C1C}">
+                        <a14:useLocalDpi xmlns:a14="http://schemas.microsoft.com/office/drawing/2010/main" val="0"/>
+                      </a:ext>
+                    </a:extLst>
+                  </a:blip>
+                  <a:stretch>
+                    <a:fillRect/>
+                  </a:stretch>
+                </pic:blipFill>
+                <pic:spPr bwMode="auto">
+                  <a:xfrm>
+                    <a:off x="0" y="0"/>
+                    <a:ext cx="1980000" cy="479180"/>
+                  </a:xfrm>
+                  <a:prstGeom prst="rect">
+                    <a:avLst/>
+                  </a:prstGeom>
+                  <a:noFill/>
+                  <a:ln>
+                    <a:noFill/>
+                  </a:ln>
+                  <a:extLst>
+                    <a:ext uri="{53640926-AAD7-44D8-BBD7-CCE9431645EC}">
+                      <a14:shadowObscured xmlns:a14="http://schemas.microsoft.com/office/drawing/2010/main"/>
+                    </a:ext>
+                  </a:extLst>
+                </pic:spPr>
+              </pic:pic>
+            </a:graphicData>
+          </a:graphic>
+          <wp14:sizeRelH relativeFrom="page">
+            <wp14:pctWidth>0</wp14:pctWidth>
+          </wp14:sizeRelH>
+          <wp14:sizeRelV relativeFrom="page">
+            <wp14:pctHeight>0</wp14:pctHeight>
+          </wp14:sizeRelV>
+        </wp:anchor>
+      </w:drawing>
+    </w:r>
+    <w:r>
+      <w:rPr>
         <w:rFonts w:ascii="Montserrat SemiBold" w:hAnsi="Montserrat SemiBold"/>
         <w:noProof/>
         <w:szCs w:val="20"/>
       </w:rPr>
       <w:drawing>
-        <wp:anchor distT="0" distB="0" distL="114300" distR="114300" simplePos="0" relativeHeight="251671552" behindDoc="0" locked="0" layoutInCell="1" allowOverlap="1" wp14:anchorId="5B1F5E9A" wp14:editId="3414AAF4">
+        <wp:anchor distT="0" distB="0" distL="114300" distR="114300" simplePos="0" relativeHeight="251671552" behindDoc="0" locked="0" layoutInCell="1" allowOverlap="1" wp14:anchorId="5B1F5E9A" wp14:editId="607741B3">
           <wp:simplePos x="0" y="0"/>
           <wp:positionH relativeFrom="page">
             <wp:posOffset>6306185</wp:posOffset>
@@ -7531,7 +7190,7 @@
                   </pic:cNvPicPr>
                 </pic:nvPicPr>
                 <pic:blipFill>
-                  <a:blip r:embed="rId1">
+                  <a:blip r:embed="rId2">
                     <a:extLst>
                       <a:ext uri="{28A0092B-C50C-407E-A947-70E740481C1C}">
                         <a14:useLocalDpi xmlns:a14="http://schemas.microsoft.com/office/drawing/2010/main" val="0"/>
@@ -7569,7 +7228,7 @@
       </w:drawing>
     </w:r>
   </w:p>
-  <w:bookmarkEnd w:id="10"/>
+  <w:bookmarkEnd w:id="11"/>
   <w:p>
     <w:pPr>
       <w:pStyle w:val="Header"/>
@@ -7577,48 +7236,6 @@
         <w:rFonts w:ascii="Montserrat" w:hAnsi="Montserrat"/>
       </w:rPr>
     </w:pPr>
-    <w:r>
-      <w:rPr>
-        <w:rFonts w:cstheme="minorHAnsi"/>
-        <w:noProof/>
-        <w:lang w:eastAsia="pt-PT"/>
-      </w:rPr>
-      <w:drawing>
-        <wp:inline distT="0" distB="0" distL="0" distR="0" wp14:anchorId="685F37FA" wp14:editId="27F360B7">
-          <wp:extent cx="1126772" cy="704850"/>
-          <wp:effectExtent l="0" t="0" r="0" b="0"/>
-          <wp:docPr id="1667076744" name="Picture 1" descr="A black and white logo&#10;&#10;AI-generated content may be incorrect."/>
-          <wp:cNvGraphicFramePr>
-            <a:graphicFrameLocks xmlns:a="http://schemas.openxmlformats.org/drawingml/2006/main" noChangeAspect="1"/>
-          </wp:cNvGraphicFramePr>
-          <a:graphic xmlns:a="http://schemas.openxmlformats.org/drawingml/2006/main">
-            <a:graphicData uri="http://schemas.openxmlformats.org/drawingml/2006/picture">
-              <pic:pic xmlns:pic="http://schemas.openxmlformats.org/drawingml/2006/picture">
-                <pic:nvPicPr>
-                  <pic:cNvPr id="1667076744" name="Picture 1" descr="A black and white logo&#10;&#10;AI-generated content may be incorrect."/>
-                  <pic:cNvPicPr/>
-                </pic:nvPicPr>
-                <pic:blipFill>
-                  <a:blip r:embed="rId2"/>
-                  <a:stretch>
-                    <a:fillRect/>
-                  </a:stretch>
-                </pic:blipFill>
-                <pic:spPr>
-                  <a:xfrm>
-                    <a:off x="0" y="0"/>
-                    <a:ext cx="1196623" cy="748545"/>
-                  </a:xfrm>
-                  <a:prstGeom prst="rect">
-                    <a:avLst/>
-                  </a:prstGeom>
-                </pic:spPr>
-              </pic:pic>
-            </a:graphicData>
-          </a:graphic>
-        </wp:inline>
-      </w:drawing>
-    </w:r>
   </w:p>
   <w:p>
     <w:pPr>
@@ -7637,7 +7254,7 @@
   <w:tbl>
     <w:tblPr>
       <w:tblStyle w:val="TableGrid"/>
-      <w:tblW w:w="10207" w:type="dxa"/>
+      <w:tblW w:w="0" w:type="auto"/>
       <w:tblInd w:w="-284" w:type="dxa"/>
       <w:tblBorders>
         <w:top w:val="none" w:sz="0" w:space="0" w:color="auto"/>
@@ -7650,121 +7267,98 @@
       <w:tblLook w:val="04A0" w:firstRow="1" w:lastRow="0" w:firstColumn="1" w:lastColumn="0" w:noHBand="0" w:noVBand="1"/>
     </w:tblPr>
     <w:tblGrid>
-      <w:gridCol w:w="10207"/>
+      <w:gridCol w:w="3823"/>
     </w:tblGrid>
     <w:tr>
       <w:trPr>
-        <w:trHeight w:hRule="exact" w:val="993"/>
+        <w:trHeight w:hRule="exact" w:val="397"/>
       </w:trPr>
       <w:tc>
         <w:tcPr>
-          <w:tcW w:w="10207" w:type="dxa"/>
+          <w:tcW w:w="3823" w:type="dxa"/>
           <w:shd w:val="clear" w:color="auto" w:fill="F2F2F2" w:themeFill="background1" w:themeFillShade="F2"/>
           <w:vAlign w:val="center"/>
         </w:tcPr>
         <w:p>
           <w:pPr>
-            <w:pBdr>
-              <w:bottom w:val="single" w:sz="6" w:space="1" w:color="auto"/>
-            </w:pBdr>
+            <w:ind w:left="-284"/>
+            <w:contextualSpacing/>
             <w:rPr>
-              <w:rFonts w:ascii="Montserrat" w:hAnsi="Montserrat" w:cstheme="minorHAnsi"/>
-              <w:b/>
-              <w:bCs/>
-              <w:smallCaps/>
+              <w:rFonts w:ascii="Montserrat" w:hAnsi="Montserrat" w:cs="Arial"/>
+              <w:caps/>
+              <w:lang w:eastAsia="pt-PT"/>
             </w:rPr>
           </w:pPr>
           <w:r>
             <w:rPr>
-              <w:rFonts w:ascii="Montserrat" w:hAnsi="Montserrat" w:cstheme="minorHAnsi"/>
+              <w:rFonts w:ascii="Montserrat" w:hAnsi="Montserrat" w:cs="Arial"/>
               <w:b/>
               <w:bCs/>
-              <w:smallCaps/>
+              <w:caps/>
+              <w:lang w:eastAsia="pt-PT"/>
             </w:rPr>
-            <w:t xml:space="preserve">PROTOCOLO | N.º </w:t>
+            <w:t>P</w:t>
           </w:r>
           <w:r>
             <w:rPr>
-              <w:rFonts w:ascii="Montserrat" w:hAnsi="Montserrat" w:cstheme="minorHAnsi"/>
+              <w:rFonts w:ascii="Montserrat" w:hAnsi="Montserrat" w:cs="Arial"/>
               <w:b/>
               <w:bCs/>
-              <w:smallCaps/>
+              <w:caps/>
+              <w:lang w:eastAsia="pt-PT"/>
+            </w:rPr>
+            <w:t>P</w:t>
+          </w:r>
+          <w:r>
+            <w:rPr>
+              <w:rFonts w:ascii="Montserrat" w:hAnsi="Montserrat" w:cs="Arial"/>
+              <w:b/>
+              <w:bCs/>
+              <w:caps/>
+              <w:lang w:eastAsia="pt-PT"/>
+            </w:rPr>
+            <w:t>rotocolo</w:t>
+          </w:r>
+          <w:r>
+            <w:rPr>
+              <w:rFonts w:ascii="Montserrat" w:hAnsi="Montserrat" w:cs="Arial"/>
+              <w:caps/>
+              <w:lang w:eastAsia="pt-PT"/>
+            </w:rPr>
+            <w:t xml:space="preserve"> | n.º </w:t>
+          </w:r>
+          <w:r>
+            <w:rPr>
+              <w:rFonts w:ascii="Montserrat" w:hAnsi="Montserrat" w:cs="Arial"/>
+              <w:caps/>
+              <w:lang w:eastAsia="pt-PT"/>
             </w:rPr>
             <w:fldChar w:fldCharType="begin"/>
           </w:r>
           <w:r>
             <w:rPr>
-              <w:rFonts w:ascii="Montserrat" w:hAnsi="Montserrat" w:cstheme="minorHAnsi"/>
-              <w:b/>
-              <w:bCs/>
-              <w:smallCaps/>
+              <w:rFonts w:ascii="Montserrat" w:hAnsi="Montserrat" w:cs="Arial"/>
+              <w:caps/>
+              <w:lang w:eastAsia="pt-PT"/>
             </w:rPr>
             <w:instrText xml:space="preserve"> DOCPROPERTY "FSC#CONFIGLOCALAMA@2305.100:DOC_NumeroProc" \* MERGEFORMAT </w:instrText>
           </w:r>
           <w:r>
             <w:rPr>
-              <w:rFonts w:ascii="Montserrat" w:hAnsi="Montserrat" w:cstheme="minorHAnsi"/>
-              <w:b/>
-              <w:bCs/>
-              <w:smallCaps/>
+              <w:rFonts w:ascii="Montserrat" w:hAnsi="Montserrat" w:cs="Arial"/>
+              <w:caps/>
+              <w:lang w:eastAsia="pt-PT"/>
             </w:rPr>
             <w:fldChar w:fldCharType="end"/>
           </w:r>
           <w:r>
             <w:rPr>
-              <w:rFonts w:ascii="Montserrat" w:hAnsi="Montserrat" w:cstheme="minorHAnsi"/>
-              <w:b/>
-              <w:bCs/>
-              <w:smallCaps/>
-            </w:rPr>
-            <w:t>/</w:t>
-          </w:r>
-          <w:r>
-            <w:rPr>
-              <w:rFonts w:ascii="Montserrat" w:hAnsi="Montserrat" w:cstheme="minorHAnsi"/>
-              <w:b/>
-              <w:bCs/>
-              <w:smallCaps/>
-            </w:rPr>
-            <w:fldChar w:fldCharType="begin"/>
-          </w:r>
-          <w:r>
-            <w:rPr>
-              <w:rFonts w:ascii="Montserrat" w:hAnsi="Montserrat" w:cstheme="minorHAnsi"/>
-              <w:b/>
-              <w:bCs/>
-              <w:smallCaps/>
-            </w:rPr>
-            <w:instrText xml:space="preserve"> DOCPROPERTY "FSC#CONFIGLOCALAMA@2305.100:DOC_AnoProcesso" \* MERGEFORMAT </w:instrText>
-          </w:r>
-          <w:r>
-            <w:rPr>
-              <w:rFonts w:ascii="Montserrat" w:hAnsi="Montserrat" w:cstheme="minorHAnsi"/>
-              <w:b/>
-              <w:bCs/>
-              <w:smallCaps/>
-            </w:rPr>
-            <w:fldChar w:fldCharType="end"/>
-          </w:r>
-          <w:r>
-            <w:rPr>
-              <w:rFonts w:ascii="Montserrat" w:hAnsi="Montserrat" w:cstheme="minorHAnsi"/>
-              <w:b/>
-              <w:bCs/>
-              <w:smallCaps/>
-            </w:rPr>
-            <w:t xml:space="preserve">-ARTE </w:t>
-          </w:r>
-        </w:p>
-        <w:p>
-          <w:pPr>
-            <w:ind w:left="-284" w:right="-1101"/>
-            <w:contextualSpacing/>
-            <w:rPr>
               <w:rFonts w:ascii="Montserrat" w:hAnsi="Montserrat" w:cs="Arial"/>
+              <w:caps/>
               <w:lang w:eastAsia="pt-PT"/>
             </w:rPr>
-          </w:pPr>
+            <w:t xml:space="preserve">/2024-AMA </w:t>
+          </w:r>
         </w:p>
       </w:tc>
     </w:tr>
@@ -7772,6 +7366,21 @@
   <w:p>
     <w:pPr>
       <w:spacing w:after="0" w:line="240" w:lineRule="auto"/>
+      <w:ind w:left="-284" w:firstLine="284"/>
+      <w:rPr>
+        <w:rFonts w:ascii="Montserrat" w:hAnsi="Montserrat" w:cs="Arial"/>
+        <w:b/>
+        <w:bCs/>
+        <w:caps/>
+        <w:color w:val="1B50C4"/>
+        <w:lang w:eastAsia="pt-PT"/>
+      </w:rPr>
+    </w:pPr>
+  </w:p>
+  <w:p>
+    <w:pPr>
+      <w:spacing w:after="0" w:line="240" w:lineRule="auto"/>
+      <w:ind w:left="-284" w:firstLine="284"/>
       <w:rPr>
         <w:rFonts w:ascii="Montserrat" w:hAnsi="Montserrat" w:cs="Arial"/>
         <w:b/>
@@ -7785,7 +7394,7 @@
 </w:hdr>
 </file>
 
-<file path=word/header3.xml><?xml version="1.0" encoding="utf-8"?>
+<file path=word/header2.xml><?xml version="1.0" encoding="utf-8"?>
 <w:hdr xmlns:wpc="http://schemas.microsoft.com/office/word/2010/wordprocessingCanvas" xmlns:cx="http://schemas.microsoft.com/office/drawing/2014/chartex" xmlns:cx1="http://schemas.microsoft.com/office/drawing/2015/9/8/chartex" xmlns:cx2="http://schemas.microsoft.com/office/drawing/2015/10/21/chartex" xmlns:cx3="http://schemas.microsoft.com/office/drawing/2016/5/9/chartex" xmlns:cx4="http://schemas.microsoft.com/office/drawing/2016/5/10/chartex" xmlns:cx5="http://schemas.microsoft.com/office/drawing/2016/5/11/chartex" xmlns:cx6="http://schemas.microsoft.com/office/drawing/2016/5/12/chartex" xmlns:cx7="http://schemas.microsoft.com/office/drawing/2016/5/13/chartex" xmlns:cx8="http://schemas.microsoft.com/office/drawing/2016/5/14/chartex" xmlns:mc="http://schemas.openxmlformats.org/markup-compatibility/2006" xmlns:aink="http://schemas.microsoft.com/office/drawing/2016/ink" xmlns:am3d="http://schemas.microsoft.com/office/drawing/2017/model3d" xmlns:o="urn:schemas-microsoft-com:office:office" xmlns:oel="http://schemas.microsoft.com/office/2019/extlst" xmlns:r="http://schemas.openxmlformats.org/officeDocument/2006/relationships" xmlns:m="http://schemas.openxmlformats.org/officeDocument/2006/math" xmlns:v="urn:schemas-microsoft-com:vml" xmlns:wp14="http://schemas.microsoft.com/office/word/2010/wordprocessingDrawing" xmlns:wp="http://schemas.openxmlformats.org/drawingml/2006/wordprocessingDrawing" xmlns:w10="urn:schemas-microsoft-com:office:word" xmlns:w="http://schemas.openxmlformats.org/wordprocessingml/2006/main" xmlns:w14="http://schemas.microsoft.com/office/word/2010/wordml" xmlns:w15="http://schemas.microsoft.com/office/word/2012/wordml" xmlns:w16cex="http://schemas.microsoft.com/office/word/2018/wordml/cex" xmlns:w16cid="http://schemas.microsoft.com/office/word/2016/wordml/cid" xmlns:w16="http://schemas.microsoft.com/office/word/2018/wordml" xmlns:w16du="http://schemas.microsoft.com/office/word/2023/wordml/word16du" xmlns:w16sdtdh="http://schemas.microsoft.com/office/word/2020/wordml/sdtdatahash" xmlns:w16sdtfl="http://schemas.microsoft.com/office/word/2024/wordml/sdtformatlock" xmlns:w16se="http://schemas.microsoft.com/office/word/2015/wordml/symex" xmlns:wpg="http://schemas.microsoft.com/office/word/2010/wordprocessingGroup" xmlns:wpi="http://schemas.microsoft.com/office/word/2010/wordprocessingInk" xmlns:wne="http://schemas.microsoft.com/office/word/2006/wordml" xmlns:wps="http://schemas.microsoft.com/office/word/2010/wordprocessingShape" mc:Ignorable="w14 w15 w16se w16cid w16 w16cex w16sdtdh w16sdtfl w16du wp14">
   <w:p>
     <w:pPr>
@@ -7870,25 +7479,7 @@
         <w:color w:val="595959" w:themeColor="text1" w:themeTint="A6"/>
         <w:lang w:eastAsia="pt-PT"/>
       </w:rPr>
-      <w:t>/20-</w:t>
-    </w:r>
-    <w:r>
-      <w:rPr>
-        <w:rFonts w:cs="Arial"/>
-        <w:caps/>
-        <w:color w:val="595959" w:themeColor="text1" w:themeTint="A6"/>
-        <w:lang w:eastAsia="pt-PT"/>
-      </w:rPr>
-      <w:t>ARTE</w:t>
-    </w:r>
-    <w:r>
-      <w:rPr>
-        <w:rFonts w:cs="Arial"/>
-        <w:caps/>
-        <w:color w:val="595959" w:themeColor="text1" w:themeTint="A6"/>
-        <w:lang w:eastAsia="pt-PT"/>
-      </w:rPr>
-      <w:t xml:space="preserve"> </w:t>
+      <w:t xml:space="preserve">/20-AMA </w:t>
     </w:r>
   </w:p>
   <w:p>
@@ -8004,7 +7595,7 @@
 </w:hdr>
 </file>
 
-<file path=word/header4.xml><?xml version="1.0" encoding="utf-8"?>
+<file path=word/header3.xml><?xml version="1.0" encoding="utf-8"?>
 <w:hdr xmlns:wpc="http://schemas.microsoft.com/office/word/2010/wordprocessingCanvas" xmlns:cx="http://schemas.microsoft.com/office/drawing/2014/chartex" xmlns:cx1="http://schemas.microsoft.com/office/drawing/2015/9/8/chartex" xmlns:cx2="http://schemas.microsoft.com/office/drawing/2015/10/21/chartex" xmlns:cx3="http://schemas.microsoft.com/office/drawing/2016/5/9/chartex" xmlns:cx4="http://schemas.microsoft.com/office/drawing/2016/5/10/chartex" xmlns:cx5="http://schemas.microsoft.com/office/drawing/2016/5/11/chartex" xmlns:cx6="http://schemas.microsoft.com/office/drawing/2016/5/12/chartex" xmlns:cx7="http://schemas.microsoft.com/office/drawing/2016/5/13/chartex" xmlns:cx8="http://schemas.microsoft.com/office/drawing/2016/5/14/chartex" xmlns:mc="http://schemas.openxmlformats.org/markup-compatibility/2006" xmlns:aink="http://schemas.microsoft.com/office/drawing/2016/ink" xmlns:am3d="http://schemas.microsoft.com/office/drawing/2017/model3d" xmlns:o="urn:schemas-microsoft-com:office:office" xmlns:oel="http://schemas.microsoft.com/office/2019/extlst" xmlns:r="http://schemas.openxmlformats.org/officeDocument/2006/relationships" xmlns:m="http://schemas.openxmlformats.org/officeDocument/2006/math" xmlns:v="urn:schemas-microsoft-com:vml" xmlns:wp14="http://schemas.microsoft.com/office/word/2010/wordprocessingDrawing" xmlns:wp="http://schemas.openxmlformats.org/drawingml/2006/wordprocessingDrawing" xmlns:w10="urn:schemas-microsoft-com:office:word" xmlns:w="http://schemas.openxmlformats.org/wordprocessingml/2006/main" xmlns:w14="http://schemas.microsoft.com/office/word/2010/wordml" xmlns:w15="http://schemas.microsoft.com/office/word/2012/wordml" xmlns:w16cex="http://schemas.microsoft.com/office/word/2018/wordml/cex" xmlns:w16cid="http://schemas.microsoft.com/office/word/2016/wordml/cid" xmlns:w16="http://schemas.microsoft.com/office/word/2018/wordml" xmlns:w16du="http://schemas.microsoft.com/office/word/2023/wordml/word16du" xmlns:w16sdtdh="http://schemas.microsoft.com/office/word/2020/wordml/sdtdatahash" xmlns:w16sdtfl="http://schemas.microsoft.com/office/word/2024/wordml/sdtformatlock" xmlns:w16se="http://schemas.microsoft.com/office/word/2015/wordml/symex" xmlns:wpg="http://schemas.microsoft.com/office/word/2010/wordprocessingGroup" xmlns:wpi="http://schemas.microsoft.com/office/word/2010/wordprocessingInk" xmlns:wne="http://schemas.microsoft.com/office/word/2006/wordml" xmlns:wps="http://schemas.microsoft.com/office/word/2010/wordprocessingShape" mc:Ignorable="w14 w15 w16se w16cid w16 w16cex w16sdtdh w16sdtfl w16du wp14">
   <w:p>
     <w:pPr>
@@ -8098,25 +7689,7 @@
         <w:color w:val="595959" w:themeColor="text1" w:themeTint="A6"/>
         <w:lang w:eastAsia="pt-PT"/>
       </w:rPr>
-      <w:t>-</w:t>
-    </w:r>
-    <w:r>
-      <w:rPr>
-        <w:rFonts w:cs="Arial"/>
-        <w:caps/>
-        <w:color w:val="595959" w:themeColor="text1" w:themeTint="A6"/>
-        <w:lang w:eastAsia="pt-PT"/>
-      </w:rPr>
-      <w:t>ARTE</w:t>
-    </w:r>
-    <w:r>
-      <w:rPr>
-        <w:rFonts w:cs="Arial"/>
-        <w:caps/>
-        <w:color w:val="595959" w:themeColor="text1" w:themeTint="A6"/>
-        <w:lang w:eastAsia="pt-PT"/>
-      </w:rPr>
-      <w:t xml:space="preserve"> </w:t>
+      <w:t xml:space="preserve">-AMA </w:t>
     </w:r>
   </w:p>
   <w:p>
@@ -12028,6 +11601,10 @@
 </p:properties>
 </file>
 
+<file path=customXml/item5.xml><?xml version="1.0" encoding="utf-8"?>
+<f:fields xmlns:f="http://schemas.fabasoft.com/folio/2007/fields"/>
+</file>
+
 <file path=customXml/itemProps1.xml><?xml version="1.0" encoding="utf-8"?>
 <ds:datastoreItem xmlns:ds="http://schemas.openxmlformats.org/officeDocument/2006/customXml" ds:itemID="{39D8038E-1EAE-49EB-A208-7B394F642747}">
   <ds:schemaRefs>
@@ -12066,10 +11643,24 @@
 <file path=customXml/itemProps4.xml><?xml version="1.0" encoding="utf-8"?>
 <ds:datastoreItem xmlns:ds="http://schemas.openxmlformats.org/officeDocument/2006/customXml" ds:itemID="{A9C513D3-C4E3-49B9-9CDC-E7270FD05E5B}">
   <ds:schemaRefs>
+    <ds:schemaRef ds:uri="http://purl.org/dc/terms/"/>
     <ds:schemaRef ds:uri="http://schemas.microsoft.com/office/2006/metadata/properties"/>
+    <ds:schemaRef ds:uri="http://purl.org/dc/dcmitype/"/>
+    <ds:schemaRef ds:uri="http://purl.org/dc/elements/1.1/"/>
+    <ds:schemaRef ds:uri="http://www.w3.org/XML/1998/namespace"/>
+    <ds:schemaRef ds:uri="http://schemas.microsoft.com/office/2006/documentManagement/types"/>
     <ds:schemaRef ds:uri="http://schemas.microsoft.com/office/infopath/2007/PartnerControls"/>
+    <ds:schemaRef ds:uri="http://schemas.openxmlformats.org/package/2006/metadata/core-properties"/>
     <ds:schemaRef ds:uri="ed6ca772-6f1e-48e5-9461-fb2243a1509d"/>
     <ds:schemaRef ds:uri="653c1bd1-55f4-4a5a-aaa9-51cd676088d3"/>
   </ds:schemaRefs>
 </ds:datastoreItem>
+</file>
+
+<file path=customXml/itemProps5.xml><?xml version="1.0" encoding="utf-8"?>
+<ds:datastoreItem xmlns:ds="http://schemas.openxmlformats.org/officeDocument/2006/customXml" ds:itemID="{E7AC884D-EBEE-4F02-BCA9-26D78948785F}">
+  <ds:schemaRefs>
+    <ds:schemaRef ds:uri="http://schemas.fabasoft.com/folio/2007/fields"/>
+  </ds:schemaRefs>
+</ds:datastoreItem>
 </file>